--- a/06-学生侧材料/讲义/2026-06-23-元素周期表与周期律.docx
+++ b/06-学生侧材料/讲义/2026-06-23-元素周期表与周期律.docx
@@ -2,7 +2,7 @@
 <file path=word/document.xml><?xml version="1.0" encoding="utf-8"?>
 <w:document xmlns:w="http://schemas.openxmlformats.org/wordprocessingml/2006/main" xmlns:m="http://schemas.openxmlformats.org/officeDocument/2006/math" xmlns:r="http://schemas.openxmlformats.org/officeDocument/2006/relationships" xmlns:o="urn:schemas-microsoft-com:office:office" xmlns:v="urn:schemas-microsoft-com:vml" xmlns:w10="urn:schemas-microsoft-com:office:word" xmlns:a="http://schemas.openxmlformats.org/drawingml/2006/main" xmlns:pic="http://schemas.openxmlformats.org/drawingml/2006/picture" xmlns:wp="http://schemas.openxmlformats.org/drawingml/2006/wordprocessingDrawing">
   <w:body>
-    <w:bookmarkStart w:id="54" w:name="第三讲元素周期表与元素周期律"/>
+    <w:bookmarkStart w:id="63" w:name="第三讲元素周期表与元素周期律"/>
     <w:p>
       <w:pPr>
         <w:pStyle w:val="Heading1"/>
@@ -288,7 +288,7 @@
           <w:p>
             <w:pPr>
               <w:pStyle w:val="Compact"/>
-              <w:jc w:val="left"/>
+              <w:jc w:val="center"/>
             </w:pPr>
             <w:r>
               <w:rPr>
@@ -304,7 +304,7 @@
           <w:p>
             <w:pPr>
               <w:pStyle w:val="Compact"/>
-              <w:jc w:val="left"/>
+              <w:jc w:val="center"/>
             </w:pPr>
             <w:r>
               <w:rPr>
@@ -336,7 +336,7 @@
           <w:p>
             <w:pPr>
               <w:pStyle w:val="Compact"/>
-              <w:jc w:val="left"/>
+              <w:jc w:val="center"/>
             </w:pPr>
             <w:r>
               <w:rPr>
@@ -384,7 +384,7 @@
           <w:p>
             <w:pPr>
               <w:pStyle w:val="Compact"/>
-              <w:jc w:val="left"/>
+              <w:jc w:val="center"/>
             </w:pPr>
             <w:r>
               <w:rPr>
@@ -399,7 +399,7 @@
           <w:p>
             <w:pPr>
               <w:pStyle w:val="Compact"/>
-              <w:jc w:val="left"/>
+              <w:jc w:val="center"/>
             </w:pPr>
             <m:oMath>
               <m:r>
@@ -434,7 +434,7 @@
           <w:p>
             <w:pPr>
               <w:pStyle w:val="Compact"/>
-              <w:jc w:val="left"/>
+              <w:jc w:val="center"/>
             </w:pPr>
             <w:r>
               <w:rPr>
@@ -481,7 +481,7 @@
           <w:p>
             <w:pPr>
               <w:pStyle w:val="Compact"/>
-              <w:jc w:val="left"/>
+              <w:jc w:val="center"/>
             </w:pPr>
             <w:r>
               <w:rPr>
@@ -496,7 +496,7 @@
           <w:p>
             <w:pPr>
               <w:pStyle w:val="Compact"/>
-              <w:jc w:val="left"/>
+              <w:jc w:val="center"/>
             </w:pPr>
             <m:oMath>
               <m:r>
@@ -543,7 +543,7 @@
           <w:p>
             <w:pPr>
               <w:pStyle w:val="Compact"/>
-              <w:jc w:val="left"/>
+              <w:jc w:val="center"/>
             </w:pPr>
             <w:r>
               <w:rPr>
@@ -590,7 +590,7 @@
           <w:p>
             <w:pPr>
               <w:pStyle w:val="Compact"/>
-              <w:jc w:val="left"/>
+              <w:jc w:val="center"/>
             </w:pPr>
             <w:r>
               <w:rPr>
@@ -605,7 +605,7 @@
           <w:p>
             <w:pPr>
               <w:pStyle w:val="Compact"/>
-              <w:jc w:val="left"/>
+              <w:jc w:val="center"/>
             </w:pPr>
             <m:oMath>
               <m:r>
@@ -652,7 +652,7 @@
           <w:p>
             <w:pPr>
               <w:pStyle w:val="Compact"/>
-              <w:jc w:val="left"/>
+              <w:jc w:val="center"/>
             </w:pPr>
             <w:r>
               <w:rPr>
@@ -699,7 +699,7 @@
           <w:p>
             <w:pPr>
               <w:pStyle w:val="Compact"/>
-              <w:jc w:val="left"/>
+              <w:jc w:val="center"/>
             </w:pPr>
             <w:r>
               <w:rPr>
@@ -714,7 +714,7 @@
           <w:p>
             <w:pPr>
               <w:pStyle w:val="Compact"/>
-              <w:jc w:val="left"/>
+              <w:jc w:val="center"/>
             </w:pPr>
             <m:oMath>
               <m:r>
@@ -773,7 +773,7 @@
           <w:p>
             <w:pPr>
               <w:pStyle w:val="Compact"/>
-              <w:jc w:val="left"/>
+              <w:jc w:val="center"/>
             </w:pPr>
             <w:r>
               <w:rPr>
@@ -820,7 +820,7 @@
           <w:p>
             <w:pPr>
               <w:pStyle w:val="Compact"/>
-              <w:jc w:val="left"/>
+              <w:jc w:val="center"/>
             </w:pPr>
             <w:r>
               <w:rPr>
@@ -835,7 +835,7 @@
           <w:p>
             <w:pPr>
               <w:pStyle w:val="Compact"/>
-              <w:jc w:val="left"/>
+              <w:jc w:val="center"/>
             </w:pPr>
             <m:oMath>
               <m:r>
@@ -894,7 +894,7 @@
           <w:p>
             <w:pPr>
               <w:pStyle w:val="Compact"/>
-              <w:jc w:val="left"/>
+              <w:jc w:val="center"/>
             </w:pPr>
             <w:r>
               <w:rPr>
@@ -941,7 +941,7 @@
           <w:p>
             <w:pPr>
               <w:pStyle w:val="Compact"/>
-              <w:jc w:val="left"/>
+              <w:jc w:val="center"/>
             </w:pPr>
             <w:r>
               <w:rPr>
@@ -956,7 +956,7 @@
           <w:p>
             <w:pPr>
               <w:pStyle w:val="Compact"/>
-              <w:jc w:val="left"/>
+              <w:jc w:val="center"/>
             </w:pPr>
             <m:oMath>
               <m:r>
@@ -1027,7 +1027,7 @@
           <w:p>
             <w:pPr>
               <w:pStyle w:val="Compact"/>
-              <w:jc w:val="left"/>
+              <w:jc w:val="center"/>
             </w:pPr>
             <w:r>
               <w:rPr>
@@ -1074,7 +1074,7 @@
           <w:p>
             <w:pPr>
               <w:pStyle w:val="Compact"/>
-              <w:jc w:val="left"/>
+              <w:jc w:val="center"/>
             </w:pPr>
             <w:r>
               <w:rPr>
@@ -1089,7 +1089,7 @@
           <w:p>
             <w:pPr>
               <w:pStyle w:val="Compact"/>
-              <w:jc w:val="left"/>
+              <w:jc w:val="center"/>
             </w:pPr>
             <m:oMath>
               <m:r>
@@ -1160,7 +1160,7 @@
           <w:p>
             <w:pPr>
               <w:pStyle w:val="Compact"/>
-              <w:jc w:val="left"/>
+              <w:jc w:val="center"/>
             </w:pPr>
             <w:r>
               <w:rPr>
@@ -1280,6 +1280,14 @@
         <w:t xml:space="preserve"> </w:t>
       </w:r>
       <m:oMath>
+        <m:oMathPr>
+          <m:ctrlPr>
+            <w:rPr>
+              <w:sz w:val="28"/>
+              <w:szCs w:val="28"/>
+            </w:rPr>
+          </m:ctrlPr>
+        </m:oMathPr>
         <m:r>
           <m:rPr>
             <m:sty m:val="p"/>
@@ -1324,6 +1332,14 @@
         <w:t xml:space="preserve"> </w:t>
       </w:r>
       <m:oMath>
+        <m:oMathPr>
+          <m:ctrlPr>
+            <w:rPr>
+              <w:sz w:val="28"/>
+              <w:szCs w:val="28"/>
+            </w:rPr>
+          </m:ctrlPr>
+        </m:oMathPr>
         <m:r>
           <m:rPr>
             <m:sty m:val="p"/>
@@ -1411,6 +1427,14 @@
         <w:t xml:space="preserve"> </w:t>
       </w:r>
       <m:oMath>
+        <m:oMathPr>
+          <m:ctrlPr>
+            <w:rPr>
+              <w:sz w:val="28"/>
+              <w:szCs w:val="28"/>
+            </w:rPr>
+          </m:ctrlPr>
+        </m:oMathPr>
         <m:r>
           <m:t>4</m:t>
         </m:r>
@@ -1521,6 +1545,14 @@
         <w:t xml:space="preserve"> </w:t>
       </w:r>
       <m:oMath>
+        <m:oMathPr>
+          <m:ctrlPr>
+            <w:rPr>
+              <w:sz w:val="28"/>
+              <w:szCs w:val="28"/>
+            </w:rPr>
+          </m:ctrlPr>
+        </m:oMathPr>
         <m:r>
           <m:t>9</m:t>
         </m:r>
@@ -1809,6 +1841,14 @@
         <w:t xml:space="preserve">价电子数（</w:t>
       </w:r>
       <m:oMath>
+        <m:oMathPr>
+          <m:ctrlPr>
+            <w:rPr>
+              <w:sz w:val="28"/>
+              <w:szCs w:val="28"/>
+            </w:rPr>
+          </m:ctrlPr>
+        </m:oMathPr>
         <m:r>
           <m:rPr>
             <m:sty m:val="p"/>
@@ -1880,6 +1920,14 @@
         <w:t xml:space="preserve"> </w:t>
       </w:r>
       <m:oMath>
+        <m:oMathPr>
+          <m:ctrlPr>
+            <w:rPr>
+              <w:sz w:val="28"/>
+              <w:szCs w:val="28"/>
+            </w:rPr>
+          </m:ctrlPr>
+        </m:oMathPr>
         <m:r>
           <m:rPr>
             <m:sty m:val="p"/>
@@ -1954,6 +2002,14 @@
         <w:t xml:space="preserve"> </w:t>
       </w:r>
       <m:oMath>
+        <m:oMathPr>
+          <m:ctrlPr>
+            <w:rPr>
+              <w:sz w:val="28"/>
+              <w:szCs w:val="28"/>
+            </w:rPr>
+          </m:ctrlPr>
+        </m:oMathPr>
         <m:r>
           <m:rPr>
             <m:sty m:val="p"/>
@@ -2059,6 +2115,14 @@
         <w:t xml:space="preserve"> </w:t>
       </w:r>
       <m:oMath>
+        <m:oMathPr>
+          <m:ctrlPr>
+            <w:rPr>
+              <w:sz w:val="28"/>
+              <w:szCs w:val="28"/>
+            </w:rPr>
+          </m:ctrlPr>
+        </m:oMathPr>
         <m:r>
           <m:rPr>
             <m:sty m:val="p"/>
@@ -2131,6 +2195,14 @@
         <w:t xml:space="preserve"> </w:t>
       </w:r>
       <m:oMath>
+        <m:oMathPr>
+          <m:ctrlPr>
+            <w:rPr>
+              <w:sz w:val="28"/>
+              <w:szCs w:val="28"/>
+            </w:rPr>
+          </m:ctrlPr>
+        </m:oMathPr>
         <m:sSub>
           <m:e>
             <m:r>
@@ -2205,6 +2277,14 @@
         <w:t xml:space="preserve"> </w:t>
       </w:r>
       <m:oMath>
+        <m:oMathPr>
+          <m:ctrlPr>
+            <w:rPr>
+              <w:sz w:val="28"/>
+              <w:szCs w:val="28"/>
+            </w:rPr>
+          </m:ctrlPr>
+        </m:oMathPr>
         <m:sSub>
           <m:e>
             <m:r>
@@ -2361,7 +2441,7 @@
           <w:p>
             <w:pPr>
               <w:pStyle w:val="Compact"/>
-              <w:jc w:val="left"/>
+              <w:jc w:val="center"/>
             </w:pPr>
             <w:r>
               <w:rPr>
@@ -2377,7 +2457,7 @@
           <w:p>
             <w:pPr>
               <w:pStyle w:val="Compact"/>
-              <w:jc w:val="left"/>
+              <w:jc w:val="center"/>
             </w:pPr>
             <w:r>
               <w:rPr>
@@ -2393,7 +2473,7 @@
           <w:p>
             <w:pPr>
               <w:pStyle w:val="Compact"/>
-              <w:jc w:val="left"/>
+              <w:jc w:val="center"/>
             </w:pPr>
             <w:r>
               <w:rPr>
@@ -2436,7 +2516,7 @@
           <w:p>
             <w:pPr>
               <w:pStyle w:val="Compact"/>
-              <w:jc w:val="left"/>
+              <w:jc w:val="center"/>
             </w:pPr>
             <m:oMath>
               <m:r>
@@ -2474,7 +2554,7 @@
           <w:p>
             <w:pPr>
               <w:pStyle w:val="Compact"/>
-              <w:jc w:val="left"/>
+              <w:jc w:val="center"/>
             </w:pPr>
             <w:r>
               <w:rPr>
@@ -2489,7 +2569,7 @@
           <w:p>
             <w:pPr>
               <w:pStyle w:val="Compact"/>
-              <w:jc w:val="left"/>
+              <w:jc w:val="center"/>
             </w:pPr>
             <w:r>
               <w:rPr>
@@ -2554,7 +2634,7 @@
           <w:p>
             <w:pPr>
               <w:pStyle w:val="Compact"/>
-              <w:jc w:val="left"/>
+              <w:jc w:val="center"/>
             </w:pPr>
             <m:oMath>
               <m:r>
@@ -2610,7 +2690,7 @@
           <w:p>
             <w:pPr>
               <w:pStyle w:val="Compact"/>
-              <w:jc w:val="left"/>
+              <w:jc w:val="center"/>
             </w:pPr>
             <w:r>
               <w:rPr>
@@ -2625,7 +2705,7 @@
           <w:p>
             <w:pPr>
               <w:pStyle w:val="Compact"/>
-              <w:jc w:val="left"/>
+              <w:jc w:val="center"/>
             </w:pPr>
             <w:r>
               <w:rPr>
@@ -2690,7 +2770,7 @@
           <w:p>
             <w:pPr>
               <w:pStyle w:val="Compact"/>
-              <w:jc w:val="left"/>
+              <w:jc w:val="center"/>
             </w:pPr>
             <m:oMath>
               <m:r>
@@ -2776,7 +2856,7 @@
           <w:p>
             <w:pPr>
               <w:pStyle w:val="Compact"/>
-              <w:jc w:val="left"/>
+              <w:jc w:val="center"/>
             </w:pPr>
             <w:r>
               <w:rPr>
@@ -2791,7 +2871,7 @@
           <w:p>
             <w:pPr>
               <w:pStyle w:val="Compact"/>
-              <w:jc w:val="left"/>
+              <w:jc w:val="center"/>
             </w:pPr>
             <w:r>
               <w:rPr>
@@ -2856,7 +2936,7 @@
           <w:p>
             <w:pPr>
               <w:pStyle w:val="Compact"/>
-              <w:jc w:val="left"/>
+              <w:jc w:val="center"/>
             </w:pPr>
             <m:oMath>
               <m:r>
@@ -2933,7 +3013,7 @@
           <w:p>
             <w:pPr>
               <w:pStyle w:val="Compact"/>
-              <w:jc w:val="left"/>
+              <w:jc w:val="center"/>
             </w:pPr>
             <w:r>
               <w:rPr>
@@ -2948,7 +3028,7 @@
           <w:p>
             <w:pPr>
               <w:pStyle w:val="Compact"/>
-              <w:jc w:val="left"/>
+              <w:jc w:val="center"/>
             </w:pPr>
             <m:oMath>
               <m:r>
@@ -3024,7 +3104,7 @@
           <w:p>
             <w:pPr>
               <w:pStyle w:val="Compact"/>
-              <w:jc w:val="left"/>
+              <w:jc w:val="center"/>
             </w:pPr>
             <m:oMath>
               <m:r>
@@ -3149,7 +3229,7 @@
           <w:p>
             <w:pPr>
               <w:pStyle w:val="Compact"/>
-              <w:jc w:val="left"/>
+              <w:jc w:val="center"/>
             </w:pPr>
             <w:r>
               <w:rPr>
@@ -3164,7 +3244,7 @@
           <w:p>
             <w:pPr>
               <w:pStyle w:val="Compact"/>
-              <w:jc w:val="left"/>
+              <w:jc w:val="center"/>
             </w:pPr>
             <w:r>
               <w:rPr>
@@ -3242,6 +3322,14 @@
         <w:t xml:space="preserve">- Fe (</w:t>
       </w:r>
       <m:oMath>
+        <m:oMathPr>
+          <m:ctrlPr>
+            <w:rPr>
+              <w:sz w:val="28"/>
+              <w:szCs w:val="28"/>
+            </w:rPr>
+          </m:ctrlPr>
+        </m:oMathPr>
         <m:r>
           <m:rPr>
             <m:sty m:val="p"/>
@@ -3360,6 +3448,14 @@
         <w:t xml:space="preserve">- Cu (</w:t>
       </w:r>
       <m:oMath>
+        <m:oMathPr>
+          <m:ctrlPr>
+            <w:rPr>
+              <w:sz w:val="28"/>
+              <w:szCs w:val="28"/>
+            </w:rPr>
+          </m:ctrlPr>
+        </m:oMathPr>
         <m:r>
           <m:rPr>
             <m:sty m:val="p"/>
@@ -3507,7 +3603,7 @@
     </w:p>
     <w:bookmarkEnd w:id="12"/>
     <w:bookmarkEnd w:id="13"/>
-    <w:bookmarkStart w:id="30" w:name="二元素周期律"/>
+    <w:bookmarkStart w:id="39" w:name="二元素周期律"/>
     <w:p>
       <w:pPr>
         <w:pStyle w:val="Heading2"/>
@@ -3544,7 +3640,7 @@
         <w:t xml:space="preserve">。其本质是核外电子排布的周期性。</w:t>
       </w:r>
     </w:p>
-    <w:bookmarkStart w:id="17" w:name="原子半径"/>
+    <w:bookmarkStart w:id="20" w:name="原子半径"/>
     <w:p>
       <w:pPr>
         <w:pStyle w:val="Heading3"/>
@@ -3592,7 +3688,7 @@
           <w:p>
             <w:pPr>
               <w:pStyle w:val="Compact"/>
-              <w:jc w:val="left"/>
+              <w:jc w:val="center"/>
             </w:pPr>
             <w:r>
               <w:rPr>
@@ -3608,7 +3704,7 @@
           <w:p>
             <w:pPr>
               <w:pStyle w:val="Compact"/>
-              <w:jc w:val="left"/>
+              <w:jc w:val="center"/>
             </w:pPr>
             <w:r>
               <w:rPr>
@@ -3624,7 +3720,7 @@
           <w:p>
             <w:pPr>
               <w:pStyle w:val="Compact"/>
-              <w:jc w:val="left"/>
+              <w:jc w:val="center"/>
             </w:pPr>
             <w:r>
               <w:rPr>
@@ -3642,7 +3738,7 @@
           <w:p>
             <w:pPr>
               <w:pStyle w:val="Compact"/>
-              <w:jc w:val="left"/>
+              <w:jc w:val="center"/>
             </w:pPr>
             <w:r>
               <w:rPr>
@@ -3659,7 +3755,7 @@
           <w:p>
             <w:pPr>
               <w:pStyle w:val="Compact"/>
-              <w:jc w:val="left"/>
+              <w:jc w:val="center"/>
             </w:pPr>
             <w:r>
               <w:rPr>
@@ -3674,7 +3770,7 @@
           <w:p>
             <w:pPr>
               <w:pStyle w:val="Compact"/>
-              <w:jc w:val="left"/>
+              <w:jc w:val="center"/>
             </w:pPr>
             <w:r>
               <w:rPr>
@@ -3691,7 +3787,7 @@
           <w:p>
             <w:pPr>
               <w:pStyle w:val="Compact"/>
-              <w:jc w:val="left"/>
+              <w:jc w:val="center"/>
             </w:pPr>
             <w:r>
               <w:rPr>
@@ -3708,7 +3804,7 @@
           <w:p>
             <w:pPr>
               <w:pStyle w:val="Compact"/>
-              <w:jc w:val="left"/>
+              <w:jc w:val="center"/>
             </w:pPr>
             <w:r>
               <w:rPr>
@@ -3723,7 +3819,7 @@
           <w:p>
             <w:pPr>
               <w:pStyle w:val="Compact"/>
-              <w:jc w:val="left"/>
+              <w:jc w:val="center"/>
             </w:pPr>
             <w:r>
               <w:rPr>
@@ -3740,7 +3836,7 @@
           <w:p>
             <w:pPr>
               <w:pStyle w:val="Compact"/>
-              <w:jc w:val="left"/>
+              <w:jc w:val="center"/>
             </w:pPr>
             <w:r>
               <w:rPr>
@@ -3757,7 +3853,7 @@
           <w:p>
             <w:pPr>
               <w:pStyle w:val="Compact"/>
-              <w:jc w:val="left"/>
+              <w:jc w:val="center"/>
             </w:pPr>
             <w:r>
               <w:rPr>
@@ -3772,7 +3868,7 @@
           <w:p>
             <w:pPr>
               <w:pStyle w:val="Compact"/>
-              <w:jc w:val="left"/>
+              <w:jc w:val="center"/>
             </w:pPr>
             <w:r>
               <w:rPr>
@@ -3968,6 +4064,14 @@
         <w:t xml:space="preserve"> </w:t>
       </w:r>
       <m:oMath>
+        <m:oMathPr>
+          <m:ctrlPr>
+            <w:rPr>
+              <w:sz w:val="28"/>
+              <w:szCs w:val="28"/>
+            </w:rPr>
+          </m:ctrlPr>
+        </m:oMathPr>
         <m:r>
           <m:rPr>
             <m:sty m:val="p"/>
@@ -4103,7 +4207,7 @@
       </w:r>
     </w:p>
     <w:bookmarkEnd w:id="15"/>
-    <w:bookmarkStart w:id="16" w:name="镧系收缩"/>
+    <w:bookmarkStart w:id="19" w:name="镧系收缩"/>
     <w:p>
       <w:pPr>
         <w:pStyle w:val="Heading4"/>
@@ -4134,6 +4238,14 @@
         <w:t xml:space="preserve">：镧系元素（</w:t>
       </w:r>
       <m:oMath>
+        <m:oMathPr>
+          <m:ctrlPr>
+            <w:rPr>
+              <w:sz w:val="28"/>
+              <w:szCs w:val="28"/>
+            </w:rPr>
+          </m:ctrlPr>
+        </m:oMathPr>
         <m:sSub>
           <m:e>
             <m:r>
@@ -4472,9 +4584,139 @@
         <w:t xml:space="preserve">：半径与第二过渡系相近但核电荷大增</w:t>
       </w:r>
     </w:p>
-    <w:bookmarkEnd w:id="16"/>
-    <w:bookmarkEnd w:id="17"/>
-    <w:bookmarkStart w:id="21" w:name="电离能"/>
+    <w:p>
+      <w:pPr>
+        <w:pStyle w:val="BodyText"/>
+        <w:jc w:val="center"/>
+      </w:pPr>
+      <w:r>
+        <w:rPr>
+          <w:b w:val="0"/>
+          <w:i w:val="0"/>
+          <w:sz w:val="21"/>
+        </w:rPr>
+        <w:drawing>
+          <wp:inline>
+            <wp:extent cx="5334000" cy="3069980"/>
+            <wp:effectExtent b="0" l="0" r="0" t="0"/>
+            <wp:docPr descr="元素原子半径与原子序数的关系" title="" id="17" name="Picture"/>
+            <a:graphic>
+              <a:graphicData uri="http://schemas.openxmlformats.org/drawingml/2006/picture">
+                <pic:pic>
+                  <pic:nvPicPr>
+                    <pic:cNvPr descr="media/11-23-atomic-radius-periodic-trend.jpg" id="18" name="Picture"/>
+                    <pic:cNvPicPr>
+                      <a:picLocks noChangeArrowheads="1" noChangeAspect="1"/>
+                    </pic:cNvPicPr>
+                  </pic:nvPicPr>
+                  <pic:blipFill>
+                    <a:blip r:embed="rId16"/>
+                    <a:stretch>
+                      <a:fillRect/>
+                    </a:stretch>
+                  </pic:blipFill>
+                  <pic:spPr bwMode="auto">
+                    <a:xfrm>
+                      <a:off x="0" y="0"/>
+                      <a:ext cx="5334000" cy="3069980"/>
+                    </a:xfrm>
+                    <a:prstGeom prst="rect">
+                      <a:avLst/>
+                    </a:prstGeom>
+                    <a:noFill/>
+                    <a:ln w="9525">
+                      <a:noFill/>
+                      <a:headEnd/>
+                      <a:tailEnd/>
+                    </a:ln>
+                  </pic:spPr>
+                </pic:pic>
+              </a:graphicData>
+            </a:graphic>
+          </wp:inline>
+        </w:drawing>
+      </w:r>
+      <w:r>
+        <w:rPr>
+          <w:b w:val="0"/>
+          <w:i w:val="0"/>
+          <w:sz w:val="21"/>
+        </w:rPr>
+        <w:t xml:space="preserve"> </w:t>
+      </w:r>
+      <w:r>
+        <w:rPr>
+          <w:rFonts w:hint="eastAsia" w:eastAsia="FangSong" w:ascii="Times New Roman" w:hAnsi="Times New Roman"/>
+          <w:b w:val="0"/>
+          <w:i w:val="0"/>
+          <w:iCs/>
+          <w:sz w:val="21"/>
+        </w:rPr>
+        <w:t xml:space="preserve">图</w:t>
+      </w:r>
+      <w:r>
+        <w:rPr>
+          <w:b w:val="0"/>
+          <w:i w:val="0"/>
+          <w:iCs/>
+          <w:sz w:val="21"/>
+        </w:rPr>
+        <w:t xml:space="preserve"> </w:t>
+      </w:r>
+      <w:r>
+        <w:rPr>
+          <w:rFonts w:hint="eastAsia" w:eastAsia="FangSong" w:ascii="Times New Roman" w:hAnsi="Times New Roman"/>
+          <w:b w:val="0"/>
+          <w:i w:val="0"/>
+          <w:iCs/>
+          <w:sz w:val="21"/>
+        </w:rPr>
+        <w:t xml:space="preserve">元素原子半径与原子序数的关系——同周期从左到右递减，同主族从上到下递增。主族元素降幅明显，过渡元素降幅较缓。图中第五周期（Rb</w:t>
+      </w:r>
+      <w:r>
+        <w:rPr>
+          <w:rFonts w:hint="eastAsia" w:eastAsia="FangSong" w:ascii="Times New Roman" w:hAnsi="Times New Roman"/>
+          <w:b w:val="0"/>
+          <w:i w:val="0"/>
+          <w:iCs/>
+          <w:sz w:val="21"/>
+          <w:vertAlign w:val="subscript"/>
+        </w:rPr>
+        <w:t xml:space="preserve">Xe）与第六周期（Cs</w:t>
+      </w:r>
+      <w:r>
+        <w:rPr>
+          <w:rFonts w:hint="eastAsia" w:eastAsia="FangSong" w:ascii="Times New Roman" w:hAnsi="Times New Roman"/>
+          <w:b w:val="0"/>
+          <w:i w:val="0"/>
+          <w:iCs/>
+          <w:sz w:val="21"/>
+        </w:rPr>
+        <w:t xml:space="preserve">Rn）同族元素半径几乎重合，即镧系收缩的直接视觉证据（普化原理第4版</w:t>
+      </w:r>
+      <w:r>
+        <w:rPr>
+          <w:b w:val="0"/>
+          <w:i w:val="0"/>
+          <w:iCs/>
+          <w:sz w:val="21"/>
+        </w:rPr>
+        <w:t xml:space="preserve"> </w:t>
+      </w:r>
+      <w:r>
+        <w:rPr>
+          <w:rFonts w:hint="eastAsia" w:eastAsia="FangSong" w:ascii="Times New Roman" w:hAnsi="Times New Roman"/>
+          <w:b w:val="0"/>
+          <w:i w:val="0"/>
+          <w:iCs/>
+          <w:sz w:val="21"/>
+        </w:rPr>
+        <w:t xml:space="preserve">图11.23）</w:t>
+      </w:r>
+    </w:p>
+    <w:bookmarkEnd w:id="19"/>
+    <w:bookmarkEnd w:id="20"/>
+    <w:bookmarkStart w:id="27" w:name="电离能"/>
     <w:p>
       <w:pPr>
         <w:pStyle w:val="Heading3"/>
@@ -4534,6 +4776,14 @@
         <w:t xml:space="preserve"> </w:t>
       </w:r>
       <m:oMath>
+        <m:oMathPr>
+          <m:ctrlPr>
+            <w:rPr>
+              <w:sz w:val="28"/>
+              <w:szCs w:val="28"/>
+            </w:rPr>
+          </m:ctrlPr>
+        </m:oMathPr>
         <m:sSub>
           <m:e>
             <m:r>
@@ -4584,6 +4834,14 @@
         <w:t xml:space="preserve">。同一元素各级电离能：</w:t>
       </w:r>
       <m:oMath>
+        <m:oMathPr>
+          <m:ctrlPr>
+            <w:rPr>
+              <w:sz w:val="28"/>
+              <w:szCs w:val="28"/>
+            </w:rPr>
+          </m:ctrlPr>
+        </m:oMathPr>
         <m:sSub>
           <m:e>
             <m:r>
@@ -4681,7 +4939,7 @@
         <w:t xml:space="preserve">增大，剩余电子受核吸引更强）。</w:t>
       </w:r>
     </w:p>
-    <w:bookmarkStart w:id="18" w:name="周期趋势"/>
+    <w:bookmarkStart w:id="21" w:name="周期趋势"/>
     <w:p>
       <w:pPr>
         <w:pStyle w:val="Heading4"/>
@@ -4856,8 +5114,8 @@
         <w:t xml:space="preserve">半径相近但核电荷大增）。</w:t>
       </w:r>
     </w:p>
-    <w:bookmarkEnd w:id="18"/>
-    <w:bookmarkStart w:id="19" w:name="关键反常点"/>
+    <w:bookmarkEnd w:id="21"/>
+    <w:bookmarkStart w:id="25" w:name="关键反常点"/>
     <w:p>
       <w:pPr>
         <w:pStyle w:val="Heading4"/>
@@ -4890,7 +5148,7 @@
           <w:p>
             <w:pPr>
               <w:pStyle w:val="Compact"/>
-              <w:jc w:val="left"/>
+              <w:jc w:val="center"/>
             </w:pPr>
             <w:r>
               <w:rPr>
@@ -4906,7 +5164,7 @@
           <w:p>
             <w:pPr>
               <w:pStyle w:val="Compact"/>
-              <w:jc w:val="left"/>
+              <w:jc w:val="center"/>
             </w:pPr>
             <w:r>
               <w:rPr>
@@ -4929,7 +5187,7 @@
           <w:p>
             <w:pPr>
               <w:pStyle w:val="Compact"/>
-              <w:jc w:val="left"/>
+              <w:jc w:val="center"/>
             </w:pPr>
             <w:r>
               <w:rPr>
@@ -4947,7 +5205,7 @@
           <w:p>
             <w:pPr>
               <w:pStyle w:val="Compact"/>
-              <w:jc w:val="left"/>
+              <w:jc w:val="center"/>
             </w:pPr>
             <w:r>
               <w:rPr>
@@ -4964,7 +5222,7 @@
           <w:p>
             <w:pPr>
               <w:pStyle w:val="Compact"/>
-              <w:jc w:val="left"/>
+              <w:jc w:val="center"/>
             </w:pPr>
             <w:r>
               <w:rPr>
@@ -4979,7 +5237,7 @@
           <w:p>
             <w:pPr>
               <w:pStyle w:val="Compact"/>
-              <w:jc w:val="left"/>
+              <w:jc w:val="center"/>
             </w:pPr>
             <w:r>
               <w:rPr>
@@ -5119,7 +5377,7 @@
           <w:p>
             <w:pPr>
               <w:pStyle w:val="Compact"/>
-              <w:jc w:val="left"/>
+              <w:jc w:val="center"/>
             </w:pPr>
             <w:r>
               <w:rPr>
@@ -5136,7 +5394,7 @@
           <w:p>
             <w:pPr>
               <w:pStyle w:val="Compact"/>
-              <w:jc w:val="left"/>
+              <w:jc w:val="center"/>
             </w:pPr>
             <w:r>
               <w:rPr>
@@ -5151,7 +5409,7 @@
           <w:p>
             <w:pPr>
               <w:pStyle w:val="Compact"/>
-              <w:jc w:val="left"/>
+              <w:jc w:val="center"/>
             </w:pPr>
             <w:r>
               <w:rPr>
@@ -5262,7 +5520,7 @@
           <w:p>
             <w:pPr>
               <w:pStyle w:val="Compact"/>
-              <w:jc w:val="left"/>
+              <w:jc w:val="center"/>
             </w:pPr>
             <w:r>
               <w:rPr>
@@ -5287,7 +5545,7 @@
           <w:p>
             <w:pPr>
               <w:pStyle w:val="Compact"/>
-              <w:jc w:val="left"/>
+              <w:jc w:val="center"/>
             </w:pPr>
             <w:r>
               <w:rPr>
@@ -5302,7 +5560,7 @@
           <w:p>
             <w:pPr>
               <w:pStyle w:val="Compact"/>
-              <w:jc w:val="left"/>
+              <w:jc w:val="center"/>
             </w:pPr>
             <w:r>
               <w:rPr>
@@ -5363,7 +5621,7 @@
           <w:p>
             <w:pPr>
               <w:pStyle w:val="Compact"/>
-              <w:jc w:val="left"/>
+              <w:jc w:val="center"/>
             </w:pPr>
             <w:r>
               <w:rPr>
@@ -5388,7 +5646,7 @@
           <w:p>
             <w:pPr>
               <w:pStyle w:val="Compact"/>
-              <w:jc w:val="left"/>
+              <w:jc w:val="center"/>
             </w:pPr>
             <w:r>
               <w:rPr>
@@ -5403,7 +5661,7 @@
           <w:p>
             <w:pPr>
               <w:pStyle w:val="Compact"/>
-              <w:jc w:val="left"/>
+              <w:jc w:val="center"/>
             </w:pPr>
             <w:r>
               <w:rPr>
@@ -5459,8 +5717,193 @@
         </w:tc>
       </w:tr>
     </w:tbl>
-    <w:bookmarkEnd w:id="19"/>
-    <w:bookmarkStart w:id="20" w:name="电离能突变的竞赛应用"/>
+    <w:p>
+      <w:pPr>
+        <w:pStyle w:val="BodyText"/>
+        <w:jc w:val="center"/>
+      </w:pPr>
+      <w:r>
+        <w:rPr>
+          <w:b w:val="0"/>
+          <w:i w:val="0"/>
+          <w:sz w:val="21"/>
+        </w:rPr>
+        <w:drawing>
+          <wp:inline>
+            <wp:extent cx="5334000" cy="3958290"/>
+            <wp:effectExtent b="0" l="0" r="0" t="0"/>
+            <wp:docPr descr="元素的第一电离能随原子序数的周期性变化" title="" id="23" name="Picture"/>
+            <a:graphic>
+              <a:graphicData uri="http://schemas.openxmlformats.org/drawingml/2006/picture">
+                <pic:pic>
+                  <pic:nvPicPr>
+                    <pic:cNvPr descr="media/11-24-ionization-energy-periodic-trend.jpg" id="24" name="Picture"/>
+                    <pic:cNvPicPr>
+                      <a:picLocks noChangeArrowheads="1" noChangeAspect="1"/>
+                    </pic:cNvPicPr>
+                  </pic:nvPicPr>
+                  <pic:blipFill>
+                    <a:blip r:embed="rId22"/>
+                    <a:stretch>
+                      <a:fillRect/>
+                    </a:stretch>
+                  </pic:blipFill>
+                  <pic:spPr bwMode="auto">
+                    <a:xfrm>
+                      <a:off x="0" y="0"/>
+                      <a:ext cx="5334000" cy="3958290"/>
+                    </a:xfrm>
+                    <a:prstGeom prst="rect">
+                      <a:avLst/>
+                    </a:prstGeom>
+                    <a:noFill/>
+                    <a:ln w="9525">
+                      <a:noFill/>
+                      <a:headEnd/>
+                      <a:tailEnd/>
+                    </a:ln>
+                  </pic:spPr>
+                </pic:pic>
+              </a:graphicData>
+            </a:graphic>
+          </wp:inline>
+        </w:drawing>
+      </w:r>
+      <w:r>
+        <w:rPr>
+          <w:b w:val="0"/>
+          <w:i w:val="0"/>
+          <w:sz w:val="21"/>
+        </w:rPr>
+        <w:t xml:space="preserve"> </w:t>
+      </w:r>
+      <w:r>
+        <w:rPr>
+          <w:rFonts w:hint="eastAsia" w:eastAsia="FangSong" w:ascii="Times New Roman" w:hAnsi="Times New Roman"/>
+          <w:b w:val="0"/>
+          <w:i w:val="0"/>
+          <w:iCs/>
+          <w:sz w:val="21"/>
+        </w:rPr>
+        <w:t xml:space="preserve">图</w:t>
+      </w:r>
+      <w:r>
+        <w:rPr>
+          <w:b w:val="0"/>
+          <w:i w:val="0"/>
+          <w:iCs/>
+          <w:sz w:val="21"/>
+        </w:rPr>
+        <w:t xml:space="preserve"> </w:t>
+      </w:r>
+      <w:r>
+        <w:rPr>
+          <w:rFonts w:hint="eastAsia" w:eastAsia="FangSong" w:ascii="Times New Roman" w:hAnsi="Times New Roman"/>
+          <w:b w:val="0"/>
+          <w:i w:val="0"/>
+          <w:iCs/>
+          <w:sz w:val="21"/>
+        </w:rPr>
+        <w:t xml:space="preserve">元素第一电离能随原子序数的周期性变化——同周期从左到右整体增大（稀有气体最大），同主族从上到下递减。图中箭头标出ⅡA/ⅢA</w:t>
+      </w:r>
+      <w:r>
+        <w:rPr>
+          <w:b w:val="0"/>
+          <w:i w:val="0"/>
+          <w:iCs/>
+          <w:sz w:val="21"/>
+        </w:rPr>
+        <w:t xml:space="preserve"> </w:t>
+      </w:r>
+      <w:r>
+        <w:rPr>
+          <w:rFonts w:hint="eastAsia" w:eastAsia="FangSong" w:ascii="Times New Roman" w:hAnsi="Times New Roman"/>
+          <w:b w:val="0"/>
+          <w:i w:val="0"/>
+          <w:iCs/>
+          <w:sz w:val="21"/>
+        </w:rPr>
+        <w:t xml:space="preserve">和ⅤA/ⅥA</w:t>
+      </w:r>
+      <w:r>
+        <w:rPr>
+          <w:b w:val="0"/>
+          <w:i w:val="0"/>
+          <w:iCs/>
+          <w:sz w:val="21"/>
+        </w:rPr>
+        <w:t xml:space="preserve"> </w:t>
+      </w:r>
+      <w:r>
+        <w:rPr>
+          <w:rFonts w:hint="eastAsia" w:eastAsia="FangSong" w:ascii="Times New Roman" w:hAnsi="Times New Roman"/>
+          <w:b w:val="0"/>
+          <w:i w:val="0"/>
+          <w:iCs/>
+          <w:sz w:val="21"/>
+        </w:rPr>
+        <w:t xml:space="preserve">两处关键反常：Be/B、Mg/Al</w:t>
+      </w:r>
+      <w:r>
+        <w:rPr>
+          <w:b w:val="0"/>
+          <w:i w:val="0"/>
+          <w:iCs/>
+          <w:sz w:val="21"/>
+        </w:rPr>
+        <w:t xml:space="preserve"> </w:t>
+      </w:r>
+      <w:r>
+        <w:rPr>
+          <w:rFonts w:hint="eastAsia" w:eastAsia="FangSong" w:ascii="Times New Roman" w:hAnsi="Times New Roman"/>
+          <w:b w:val="0"/>
+          <w:i w:val="0"/>
+          <w:iCs/>
+          <w:sz w:val="21"/>
+        </w:rPr>
+        <w:t xml:space="preserve">及</w:t>
+      </w:r>
+      <w:r>
+        <w:rPr>
+          <w:b w:val="0"/>
+          <w:i w:val="0"/>
+          <w:iCs/>
+          <w:sz w:val="21"/>
+        </w:rPr>
+        <w:t xml:space="preserve"> N/O、P/S </w:t>
+      </w:r>
+      <w:r>
+        <w:rPr>
+          <w:rFonts w:hint="eastAsia" w:eastAsia="FangSong" w:ascii="Times New Roman" w:hAnsi="Times New Roman"/>
+          <w:b w:val="0"/>
+          <w:i w:val="0"/>
+          <w:iCs/>
+          <w:sz w:val="21"/>
+        </w:rPr>
+        <w:t xml:space="preserve">处的”倒挂”清晰可见（普化原理第4版</w:t>
+      </w:r>
+      <w:r>
+        <w:rPr>
+          <w:b w:val="0"/>
+          <w:i w:val="0"/>
+          <w:iCs/>
+          <w:sz w:val="21"/>
+        </w:rPr>
+        <w:t xml:space="preserve"> </w:t>
+      </w:r>
+      <w:r>
+        <w:rPr>
+          <w:rFonts w:hint="eastAsia" w:eastAsia="FangSong" w:ascii="Times New Roman" w:hAnsi="Times New Roman"/>
+          <w:b w:val="0"/>
+          <w:i w:val="0"/>
+          <w:iCs/>
+          <w:sz w:val="21"/>
+        </w:rPr>
+        <w:t xml:space="preserve">图11.24）</w:t>
+      </w:r>
+    </w:p>
+    <w:bookmarkEnd w:id="25"/>
+    <w:bookmarkStart w:id="26" w:name="电离能突变的竞赛应用"/>
     <w:p>
       <w:pPr>
         <w:pStyle w:val="Heading4"/>
@@ -5483,6 +5926,14 @@
         <w:t xml:space="preserve">电离能数据可作为元素推断的核心工具：</w:t>
       </w:r>
       <m:oMath>
+        <m:oMathPr>
+          <m:ctrlPr>
+            <w:rPr>
+              <w:sz w:val="28"/>
+              <w:szCs w:val="28"/>
+            </w:rPr>
+          </m:ctrlPr>
+        </m:oMathPr>
         <m:sSub>
           <m:e>
             <m:r>
@@ -5800,9 +6251,9 @@
         <w:t xml:space="preserve">族</w:t>
       </w:r>
     </w:p>
-    <w:bookmarkEnd w:id="20"/>
-    <w:bookmarkEnd w:id="21"/>
-    <w:bookmarkStart w:id="24" w:name="电子亲和能"/>
+    <w:bookmarkEnd w:id="26"/>
+    <w:bookmarkEnd w:id="27"/>
+    <w:bookmarkStart w:id="30" w:name="电子亲和能"/>
     <w:p>
       <w:pPr>
         <w:pStyle w:val="Heading3"/>
@@ -5913,7 +6364,7 @@
         <w:t xml:space="preserve">为负值或不可测）。</w:t>
       </w:r>
     </w:p>
-    <w:bookmarkStart w:id="22" w:name="周期趋势-1"/>
+    <w:bookmarkStart w:id="28" w:name="周期趋势-1"/>
     <w:p>
       <w:pPr>
         <w:pStyle w:val="Heading4"/>
@@ -6025,8 +6476,8 @@
         <w:t xml:space="preserve">（半径增大，核对外来电子的引力减弱）。</w:t>
       </w:r>
     </w:p>
-    <w:bookmarkEnd w:id="22"/>
-    <w:bookmarkStart w:id="23" w:name="关键反常点-1"/>
+    <w:bookmarkEnd w:id="28"/>
+    <w:bookmarkStart w:id="29" w:name="关键反常点-1"/>
     <w:p>
       <w:pPr>
         <w:pStyle w:val="Heading4"/>
@@ -6059,7 +6510,7 @@
           <w:p>
             <w:pPr>
               <w:pStyle w:val="Compact"/>
-              <w:jc w:val="left"/>
+              <w:jc w:val="center"/>
             </w:pPr>
             <w:r>
               <w:rPr>
@@ -6075,7 +6526,7 @@
           <w:p>
             <w:pPr>
               <w:pStyle w:val="Compact"/>
-              <w:jc w:val="left"/>
+              <w:jc w:val="center"/>
             </w:pPr>
             <w:r>
               <w:rPr>
@@ -6098,7 +6549,7 @@
           <w:p>
             <w:pPr>
               <w:pStyle w:val="Compact"/>
-              <w:jc w:val="left"/>
+              <w:jc w:val="center"/>
             </w:pPr>
             <w:r>
               <w:rPr>
@@ -6116,7 +6567,7 @@
           <w:p>
             <w:pPr>
               <w:pStyle w:val="Compact"/>
-              <w:jc w:val="left"/>
+              <w:jc w:val="center"/>
             </w:pPr>
             <w:r>
               <w:rPr>
@@ -6133,7 +6584,7 @@
           <w:p>
             <w:pPr>
               <w:pStyle w:val="Compact"/>
-              <w:jc w:val="left"/>
+              <w:jc w:val="center"/>
             </w:pPr>
             <w:r>
               <w:rPr>
@@ -6148,7 +6599,7 @@
           <w:p>
             <w:pPr>
               <w:pStyle w:val="Compact"/>
-              <w:jc w:val="left"/>
+              <w:jc w:val="center"/>
             </w:pPr>
             <w:r>
               <w:rPr>
@@ -6171,7 +6622,7 @@
           <w:p>
             <w:pPr>
               <w:pStyle w:val="Compact"/>
-              <w:jc w:val="left"/>
+              <w:jc w:val="center"/>
             </w:pPr>
             <w:r>
               <w:rPr>
@@ -6188,7 +6639,7 @@
           <w:p>
             <w:pPr>
               <w:pStyle w:val="Compact"/>
-              <w:jc w:val="left"/>
+              <w:jc w:val="center"/>
             </w:pPr>
             <w:r>
               <w:rPr>
@@ -6203,7 +6654,7 @@
           <w:p>
             <w:pPr>
               <w:pStyle w:val="Compact"/>
-              <w:jc w:val="left"/>
+              <w:jc w:val="center"/>
             </w:pPr>
             <w:r>
               <w:rPr>
@@ -6227,9 +6678,9 @@
         </w:tc>
       </w:tr>
     </w:tbl>
-    <w:bookmarkEnd w:id="23"/>
-    <w:bookmarkEnd w:id="24"/>
-    <w:bookmarkStart w:id="28" w:name="电负性"/>
+    <w:bookmarkEnd w:id="29"/>
+    <w:bookmarkEnd w:id="30"/>
+    <w:bookmarkStart w:id="37" w:name="电负性"/>
     <w:p>
       <w:pPr>
         <w:pStyle w:val="Heading3"/>
@@ -6263,7 +6714,7 @@
         <w:t xml:space="preserve">：原子在分子中吸引成键电子对能力的相对量度。电负性越大的元素，非金属性越强；电负性越小的元素，金属性越强。</w:t>
       </w:r>
     </w:p>
-    <w:bookmarkStart w:id="25" w:name="主要标度"/>
+    <w:bookmarkStart w:id="31" w:name="主要标度"/>
     <w:p>
       <w:pPr>
         <w:pStyle w:val="Heading4"/>
@@ -6297,7 +6748,7 @@
           <w:p>
             <w:pPr>
               <w:pStyle w:val="Compact"/>
-              <w:jc w:val="left"/>
+              <w:jc w:val="center"/>
             </w:pPr>
             <w:r>
               <w:rPr>
@@ -6313,7 +6764,7 @@
           <w:p>
             <w:pPr>
               <w:pStyle w:val="Compact"/>
-              <w:jc w:val="left"/>
+              <w:jc w:val="center"/>
             </w:pPr>
             <w:r>
               <w:rPr>
@@ -6329,7 +6780,7 @@
           <w:p>
             <w:pPr>
               <w:pStyle w:val="Compact"/>
-              <w:jc w:val="left"/>
+              <w:jc w:val="center"/>
             </w:pPr>
             <w:r>
               <w:rPr>
@@ -6345,7 +6796,7 @@
           <w:p>
             <w:pPr>
               <w:pStyle w:val="Compact"/>
-              <w:jc w:val="left"/>
+              <w:jc w:val="center"/>
             </w:pPr>
             <w:r>
               <w:rPr>
@@ -6363,7 +6814,7 @@
           <w:p>
             <w:pPr>
               <w:pStyle w:val="Compact"/>
-              <w:jc w:val="left"/>
+              <w:jc w:val="center"/>
             </w:pPr>
             <w:r>
               <w:rPr>
@@ -6408,7 +6859,7 @@
           <w:p>
             <w:pPr>
               <w:pStyle w:val="Compact"/>
-              <w:jc w:val="left"/>
+              <w:jc w:val="center"/>
             </w:pPr>
             <w:r>
               <w:rPr>
@@ -6423,7 +6874,7 @@
           <w:p>
             <w:pPr>
               <w:pStyle w:val="Compact"/>
-              <w:jc w:val="left"/>
+              <w:jc w:val="center"/>
             </w:pPr>
             <w:r>
               <w:rPr>
@@ -6470,7 +6921,7 @@
           <w:p>
             <w:pPr>
               <w:pStyle w:val="Compact"/>
-              <w:jc w:val="left"/>
+              <w:jc w:val="center"/>
             </w:pPr>
             <w:r>
               <w:rPr>
@@ -6487,7 +6938,7 @@
           <w:p>
             <w:pPr>
               <w:pStyle w:val="Compact"/>
-              <w:jc w:val="left"/>
+              <w:jc w:val="center"/>
             </w:pPr>
             <w:r>
               <w:rPr>
@@ -6532,7 +6983,7 @@
           <w:p>
             <w:pPr>
               <w:pStyle w:val="Compact"/>
-              <w:jc w:val="left"/>
+              <w:jc w:val="center"/>
             </w:pPr>
             <w:r>
               <w:rPr>
@@ -6547,7 +6998,7 @@
           <w:p>
             <w:pPr>
               <w:pStyle w:val="Compact"/>
-              <w:jc w:val="left"/>
+              <w:jc w:val="center"/>
             </w:pPr>
             <m:oMath>
               <m:r>
@@ -6658,7 +7109,7 @@
           <w:p>
             <w:pPr>
               <w:pStyle w:val="Compact"/>
-              <w:jc w:val="left"/>
+              <w:jc w:val="center"/>
             </w:pPr>
             <w:r>
               <w:rPr>
@@ -6675,7 +7126,7 @@
           <w:p>
             <w:pPr>
               <w:pStyle w:val="Compact"/>
-              <w:jc w:val="left"/>
+              <w:jc w:val="center"/>
             </w:pPr>
             <w:r>
               <w:rPr>
@@ -6700,7 +7151,7 @@
           <w:p>
             <w:pPr>
               <w:pStyle w:val="Compact"/>
-              <w:jc w:val="left"/>
+              <w:jc w:val="center"/>
             </w:pPr>
             <w:r>
               <w:rPr>
@@ -6715,7 +7166,7 @@
           <w:p>
             <w:pPr>
               <w:pStyle w:val="Compact"/>
-              <w:jc w:val="left"/>
+              <w:jc w:val="center"/>
             </w:pPr>
             <m:oMath>
               <m:r>
@@ -6783,7 +7234,7 @@
           <w:p>
             <w:pPr>
               <w:pStyle w:val="Compact"/>
-              <w:jc w:val="left"/>
+              <w:jc w:val="center"/>
             </w:pPr>
             <w:r>
               <w:rPr>
@@ -6795,8 +7246,8 @@
         </w:tc>
       </w:tr>
     </w:tbl>
-    <w:bookmarkEnd w:id="25"/>
-    <w:bookmarkStart w:id="26" w:name="周期趋势-2"/>
+    <w:bookmarkEnd w:id="31"/>
+    <w:bookmarkStart w:id="35" w:name="周期趋势-2"/>
     <w:p>
       <w:pPr>
         <w:pStyle w:val="Heading4"/>
@@ -6872,6 +7323,115 @@
     <w:p>
       <w:pPr>
         <w:pStyle w:val="BodyText"/>
+        <w:jc w:val="center"/>
+      </w:pPr>
+      <w:r>
+        <w:rPr>
+          <w:b w:val="0"/>
+          <w:i w:val="0"/>
+          <w:sz w:val="21"/>
+        </w:rPr>
+        <w:drawing>
+          <wp:inline>
+            <wp:extent cx="5334000" cy="3333750"/>
+            <wp:effectExtent b="0" l="0" r="0" t="0"/>
+            <wp:docPr descr="元素电负性与原子序数的关系" title="" id="33" name="Picture"/>
+            <a:graphic>
+              <a:graphicData uri="http://schemas.openxmlformats.org/drawingml/2006/picture">
+                <pic:pic>
+                  <pic:nvPicPr>
+                    <pic:cNvPr descr="media/11-25-electronegativity-periodic-trend.jpg" id="34" name="Picture"/>
+                    <pic:cNvPicPr>
+                      <a:picLocks noChangeArrowheads="1" noChangeAspect="1"/>
+                    </pic:cNvPicPr>
+                  </pic:nvPicPr>
+                  <pic:blipFill>
+                    <a:blip r:embed="rId32"/>
+                    <a:stretch>
+                      <a:fillRect/>
+                    </a:stretch>
+                  </pic:blipFill>
+                  <pic:spPr bwMode="auto">
+                    <a:xfrm>
+                      <a:off x="0" y="0"/>
+                      <a:ext cx="5334000" cy="3333750"/>
+                    </a:xfrm>
+                    <a:prstGeom prst="rect">
+                      <a:avLst/>
+                    </a:prstGeom>
+                    <a:noFill/>
+                    <a:ln w="9525">
+                      <a:noFill/>
+                      <a:headEnd/>
+                      <a:tailEnd/>
+                    </a:ln>
+                  </pic:spPr>
+                </pic:pic>
+              </a:graphicData>
+            </a:graphic>
+          </wp:inline>
+        </w:drawing>
+      </w:r>
+      <w:r>
+        <w:rPr>
+          <w:b w:val="0"/>
+          <w:i w:val="0"/>
+          <w:sz w:val="21"/>
+        </w:rPr>
+        <w:t xml:space="preserve"> </w:t>
+      </w:r>
+      <w:r>
+        <w:rPr>
+          <w:rFonts w:hint="eastAsia" w:eastAsia="FangSong" w:ascii="Times New Roman" w:hAnsi="Times New Roman"/>
+          <w:b w:val="0"/>
+          <w:i w:val="0"/>
+          <w:iCs/>
+          <w:sz w:val="21"/>
+        </w:rPr>
+        <w:t xml:space="preserve">图</w:t>
+      </w:r>
+      <w:r>
+        <w:rPr>
+          <w:b w:val="0"/>
+          <w:i w:val="0"/>
+          <w:iCs/>
+          <w:sz w:val="21"/>
+        </w:rPr>
+        <w:t xml:space="preserve"> </w:t>
+      </w:r>
+      <w:r>
+        <w:rPr>
+          <w:rFonts w:hint="eastAsia" w:eastAsia="FangSong" w:ascii="Times New Roman" w:hAnsi="Times New Roman"/>
+          <w:b w:val="0"/>
+          <w:i w:val="0"/>
+          <w:iCs/>
+          <w:sz w:val="21"/>
+        </w:rPr>
+        <w:t xml:space="preserve">元素电负性与原子序数的关系——F（3.98）电负性最大，Cs（0.79）最小。同周期从左到右递增，同主族从上到下递减。虚线方框标示出半金属区域（电负性约2.0附近，兼有金属性和非金属性）（普化原理第4版</w:t>
+      </w:r>
+      <w:r>
+        <w:rPr>
+          <w:b w:val="0"/>
+          <w:i w:val="0"/>
+          <w:iCs/>
+          <w:sz w:val="21"/>
+        </w:rPr>
+        <w:t xml:space="preserve"> </w:t>
+      </w:r>
+      <w:r>
+        <w:rPr>
+          <w:rFonts w:hint="eastAsia" w:eastAsia="FangSong" w:ascii="Times New Roman" w:hAnsi="Times New Roman"/>
+          <w:b w:val="0"/>
+          <w:i w:val="0"/>
+          <w:iCs/>
+          <w:sz w:val="21"/>
+        </w:rPr>
+        <w:t xml:space="preserve">图11.25）</w:t>
+      </w:r>
+    </w:p>
+    <w:p>
+      <w:pPr>
+        <w:pStyle w:val="BodyText"/>
       </w:pPr>
       <w:r>
         <w:rPr>
@@ -6900,8 +7460,8 @@
         <w:t xml:space="preserve"> &gt; 2.0。</w:t>
       </w:r>
     </w:p>
-    <w:bookmarkEnd w:id="26"/>
-    <w:bookmarkStart w:id="27" w:name="电负性的应用"/>
+    <w:bookmarkEnd w:id="35"/>
+    <w:bookmarkStart w:id="36" w:name="电负性的应用"/>
     <w:p>
       <w:pPr>
         <w:pStyle w:val="Heading4"/>
@@ -6939,6 +7499,14 @@
         <w:t xml:space="preserve"> </w:t>
       </w:r>
       <m:oMath>
+        <m:oMathPr>
+          <m:ctrlPr>
+            <w:rPr>
+              <w:sz w:val="28"/>
+              <w:szCs w:val="28"/>
+            </w:rPr>
+          </m:ctrlPr>
+        </m:oMathPr>
         <m:r>
           <m:rPr>
             <m:sty m:val="p"/>
@@ -6971,6 +7539,14 @@
         <w:t xml:space="preserve">共价键为主；</w:t>
       </w:r>
       <m:oMath>
+        <m:oMathPr>
+          <m:ctrlPr>
+            <w:rPr>
+              <w:sz w:val="28"/>
+              <w:szCs w:val="28"/>
+            </w:rPr>
+          </m:ctrlPr>
+        </m:oMathPr>
         <m:r>
           <m:rPr>
             <m:sty m:val="p"/>
@@ -7097,9 +7673,9 @@
         <w:t xml:space="preserve">Fe³⁺(1.96)。这是因为有效核电荷随氧化态升高而增大。</w:t>
       </w:r>
     </w:p>
-    <w:bookmarkEnd w:id="27"/>
-    <w:bookmarkEnd w:id="28"/>
-    <w:bookmarkStart w:id="29" w:name="四大参数趋势总表"/>
+    <w:bookmarkEnd w:id="36"/>
+    <w:bookmarkEnd w:id="37"/>
+    <w:bookmarkStart w:id="38" w:name="四大参数趋势总表"/>
     <w:p>
       <w:pPr>
         <w:pStyle w:val="Heading3"/>
@@ -7137,7 +7713,7 @@
           <w:p>
             <w:pPr>
               <w:pStyle w:val="Compact"/>
-              <w:jc w:val="left"/>
+              <w:jc w:val="center"/>
             </w:pPr>
             <w:r>
               <w:rPr>
@@ -7201,7 +7777,7 @@
           <w:p>
             <w:pPr>
               <w:pStyle w:val="Compact"/>
-              <w:jc w:val="left"/>
+              <w:jc w:val="center"/>
             </w:pPr>
             <w:r>
               <w:rPr>
@@ -7219,7 +7795,7 @@
           <w:p>
             <w:pPr>
               <w:pStyle w:val="Compact"/>
-              <w:jc w:val="left"/>
+              <w:jc w:val="center"/>
             </w:pPr>
             <w:r>
               <w:rPr>
@@ -7290,7 +7866,7 @@
           <w:p>
             <w:pPr>
               <w:pStyle w:val="Compact"/>
-              <w:jc w:val="left"/>
+              <w:jc w:val="center"/>
             </w:pPr>
             <w:r>
               <w:rPr>
@@ -7307,7 +7883,7 @@
           <w:p>
             <w:pPr>
               <w:pStyle w:val="Compact"/>
-              <w:jc w:val="left"/>
+              <w:jc w:val="center"/>
             </w:pPr>
             <w:r>
               <w:rPr>
@@ -7387,7 +7963,7 @@
           <w:p>
             <w:pPr>
               <w:pStyle w:val="Compact"/>
-              <w:jc w:val="left"/>
+              <w:jc w:val="center"/>
             </w:pPr>
             <w:r>
               <w:rPr>
@@ -7474,7 +8050,7 @@
           <w:p>
             <w:pPr>
               <w:pStyle w:val="Compact"/>
-              <w:jc w:val="left"/>
+              <w:jc w:val="center"/>
             </w:pPr>
             <w:r>
               <w:rPr>
@@ -7554,7 +8130,7 @@
           <w:p>
             <w:pPr>
               <w:pStyle w:val="Compact"/>
-              <w:jc w:val="left"/>
+              <w:jc w:val="center"/>
             </w:pPr>
             <w:r>
               <w:rPr>
@@ -7589,7 +8165,7 @@
           <w:p>
             <w:pPr>
               <w:pStyle w:val="Compact"/>
-              <w:jc w:val="left"/>
+              <w:jc w:val="center"/>
             </w:pPr>
             <w:r>
               <w:rPr>
@@ -7660,7 +8236,7 @@
           <w:p>
             <w:pPr>
               <w:pStyle w:val="Compact"/>
-              <w:jc w:val="left"/>
+              <w:jc w:val="center"/>
             </w:pPr>
             <w:r>
               <w:rPr>
@@ -7679,9 +8255,9 @@
         </w:pict>
       </w:r>
     </w:p>
-    <w:bookmarkEnd w:id="29"/>
-    <w:bookmarkEnd w:id="30"/>
-    <w:bookmarkStart w:id="36" w:name="三周期反常现象"/>
+    <w:bookmarkEnd w:id="38"/>
+    <w:bookmarkEnd w:id="39"/>
+    <w:bookmarkStart w:id="45" w:name="三周期反常现象"/>
     <w:p>
       <w:pPr>
         <w:pStyle w:val="Heading2"/>
@@ -7693,7 +8269,7 @@
         <w:t xml:space="preserve">三、周期反常现象</w:t>
       </w:r>
     </w:p>
-    <w:bookmarkStart w:id="31" w:name="对角规则"/>
+    <w:bookmarkStart w:id="40" w:name="对角规则"/>
     <w:p>
       <w:pPr>
         <w:pStyle w:val="Heading3"/>
@@ -7801,7 +8377,7 @@
           <w:p>
             <w:pPr>
               <w:pStyle w:val="Compact"/>
-              <w:jc w:val="left"/>
+              <w:jc w:val="center"/>
             </w:pPr>
             <w:r>
               <w:rPr>
@@ -7817,7 +8393,7 @@
           <w:p>
             <w:pPr>
               <w:pStyle w:val="Compact"/>
-              <w:jc w:val="left"/>
+              <w:jc w:val="center"/>
             </w:pPr>
             <w:r>
               <w:rPr>
@@ -7835,7 +8411,7 @@
           <w:p>
             <w:pPr>
               <w:pStyle w:val="Compact"/>
-              <w:jc w:val="left"/>
+              <w:jc w:val="center"/>
             </w:pPr>
             <w:r>
               <w:rPr>
@@ -7852,7 +8428,7 @@
           <w:p>
             <w:pPr>
               <w:pStyle w:val="Compact"/>
-              <w:jc w:val="left"/>
+              <w:jc w:val="center"/>
             </w:pPr>
             <w:r>
               <w:rPr>
@@ -7961,7 +8537,7 @@
           <w:p>
             <w:pPr>
               <w:pStyle w:val="Compact"/>
-              <w:jc w:val="left"/>
+              <w:jc w:val="center"/>
             </w:pPr>
             <w:r>
               <w:rPr>
@@ -7978,7 +8554,7 @@
           <w:p>
             <w:pPr>
               <w:pStyle w:val="Compact"/>
-              <w:jc w:val="left"/>
+              <w:jc w:val="center"/>
             </w:pPr>
             <w:r>
               <w:rPr>
@@ -8051,7 +8627,7 @@
           <w:p>
             <w:pPr>
               <w:pStyle w:val="Compact"/>
-              <w:jc w:val="left"/>
+              <w:jc w:val="center"/>
             </w:pPr>
             <w:r>
               <w:rPr>
@@ -8068,7 +8644,7 @@
           <w:p>
             <w:pPr>
               <w:pStyle w:val="Compact"/>
-              <w:jc w:val="left"/>
+              <w:jc w:val="center"/>
             </w:pPr>
             <w:r>
               <w:rPr>
@@ -8147,8 +8723,8 @@
         <w:t xml:space="preserve">在周期表中的”反常”行为属于对角线规则，而非典型碱金属性质。</w:t>
       </w:r>
     </w:p>
-    <w:bookmarkEnd w:id="31"/>
-    <w:bookmarkStart w:id="32" w:name="第四周期非金属元素最高价态不稳定性"/>
+    <w:bookmarkEnd w:id="40"/>
+    <w:bookmarkStart w:id="41" w:name="第四周期非金属元素最高价态不稳定性"/>
     <w:p>
       <w:pPr>
         <w:pStyle w:val="Heading3"/>
@@ -8213,8 +8789,8 @@
         <w:t xml:space="preserve">$）。原因：第一过渡系的存在使这些元素的有效核电荷增大，达最高价态所需激发能量超过总键能增加。</w:t>
       </w:r>
     </w:p>
-    <w:bookmarkEnd w:id="32"/>
-    <w:bookmarkStart w:id="33" w:name="惰性电子对效应"/>
+    <w:bookmarkEnd w:id="41"/>
+    <w:bookmarkStart w:id="42" w:name="惰性电子对效应"/>
     <w:p>
       <w:pPr>
         <w:pStyle w:val="Heading3"/>
@@ -8413,8 +8989,8 @@
         <w:t xml:space="preserve">化学的重要依据。</w:t>
       </w:r>
     </w:p>
-    <w:bookmarkEnd w:id="33"/>
-    <w:bookmarkStart w:id="34" w:name="氢的特殊性"/>
+    <w:bookmarkEnd w:id="42"/>
+    <w:bookmarkStart w:id="43" w:name="氢的特殊性"/>
     <w:p>
       <w:pPr>
         <w:pStyle w:val="Heading3"/>
@@ -8461,7 +9037,7 @@
           <w:p>
             <w:pPr>
               <w:pStyle w:val="Compact"/>
-              <w:jc w:val="left"/>
+              <w:jc w:val="center"/>
             </w:pPr>
             <w:r>
               <w:rPr>
@@ -8477,7 +9053,7 @@
           <w:p>
             <w:pPr>
               <w:pStyle w:val="Compact"/>
-              <w:jc w:val="left"/>
+              <w:jc w:val="center"/>
             </w:pPr>
             <w:r>
               <w:rPr>
@@ -8493,7 +9069,7 @@
           <w:p>
             <w:pPr>
               <w:pStyle w:val="Compact"/>
-              <w:jc w:val="left"/>
+              <w:jc w:val="center"/>
             </w:pPr>
             <w:r>
               <w:rPr>
@@ -8511,7 +9087,7 @@
           <w:p>
             <w:pPr>
               <w:pStyle w:val="Compact"/>
-              <w:jc w:val="left"/>
+              <w:jc w:val="center"/>
             </w:pPr>
             <w:r>
               <w:rPr>
@@ -8536,7 +9112,7 @@
           <w:p>
             <w:pPr>
               <w:pStyle w:val="Compact"/>
-              <w:jc w:val="left"/>
+              <w:jc w:val="center"/>
             </w:pPr>
             <m:oMath>
               <m:r>
@@ -8607,7 +9183,7 @@
           <w:p>
             <w:pPr>
               <w:pStyle w:val="Compact"/>
-              <w:jc w:val="left"/>
+              <w:jc w:val="center"/>
             </w:pPr>
             <w:r>
               <w:rPr>
@@ -8671,7 +9247,7 @@
           <w:p>
             <w:pPr>
               <w:pStyle w:val="Compact"/>
-              <w:jc w:val="left"/>
+              <w:jc w:val="center"/>
             </w:pPr>
             <w:r>
               <w:rPr>
@@ -8696,7 +9272,7 @@
           <w:p>
             <w:pPr>
               <w:pStyle w:val="Compact"/>
-              <w:jc w:val="left"/>
+              <w:jc w:val="center"/>
             </w:pPr>
             <w:r>
               <w:rPr>
@@ -8735,7 +9311,7 @@
           <w:p>
             <w:pPr>
               <w:pStyle w:val="Compact"/>
-              <w:jc w:val="left"/>
+              <w:jc w:val="center"/>
             </w:pPr>
             <w:r>
               <w:rPr>
@@ -8782,7 +9358,7 @@
           <w:p>
             <w:pPr>
               <w:pStyle w:val="Compact"/>
-              <w:jc w:val="left"/>
+              <w:jc w:val="center"/>
             </w:pPr>
             <w:r>
               <w:rPr>
@@ -8807,7 +9383,7 @@
           <w:p>
             <w:pPr>
               <w:pStyle w:val="Compact"/>
-              <w:jc w:val="left"/>
+              <w:jc w:val="center"/>
             </w:pPr>
             <w:r>
               <w:rPr>
@@ -8834,7 +9410,7 @@
           <w:p>
             <w:pPr>
               <w:pStyle w:val="Compact"/>
-              <w:jc w:val="left"/>
+              <w:jc w:val="center"/>
             </w:pPr>
             <w:r>
               <w:rPr>
@@ -8846,8 +9422,8 @@
         </w:tc>
       </w:tr>
     </w:tbl>
-    <w:bookmarkEnd w:id="34"/>
-    <w:bookmarkStart w:id="35" w:name="常见误区"/>
+    <w:bookmarkEnd w:id="43"/>
+    <w:bookmarkStart w:id="44" w:name="常见误区"/>
     <w:p>
       <w:pPr>
         <w:pStyle w:val="Heading3"/>
@@ -9177,6 +9753,14 @@
         <w:t xml:space="preserve"> </w:t>
       </w:r>
       <m:oMath>
+        <m:oMathPr>
+          <m:ctrlPr>
+            <w:rPr>
+              <w:sz w:val="28"/>
+              <w:szCs w:val="28"/>
+            </w:rPr>
+          </m:ctrlPr>
+        </m:oMathPr>
         <m:r>
           <m:rPr>
             <m:sty m:val="p"/>
@@ -9222,9 +9806,9 @@
         </w:pict>
       </w:r>
     </w:p>
-    <w:bookmarkEnd w:id="35"/>
-    <w:bookmarkEnd w:id="36"/>
-    <w:bookmarkStart w:id="42" w:name="四典型例题"/>
+    <w:bookmarkEnd w:id="44"/>
+    <w:bookmarkEnd w:id="45"/>
+    <w:bookmarkStart w:id="51" w:name="四典型例题"/>
     <w:p>
       <w:pPr>
         <w:pStyle w:val="Heading2"/>
@@ -9236,7 +9820,7 @@
         <w:t xml:space="preserve">四、典型例题</w:t>
       </w:r>
     </w:p>
-    <w:bookmarkStart w:id="37" w:name="例-1-周期律趋势判断"/>
+    <w:bookmarkStart w:id="46" w:name="例-1-周期律趋势判断"/>
     <w:p>
       <w:pPr>
         <w:pStyle w:val="Heading3"/>
@@ -9388,7 +9972,7 @@
           <w:p>
             <w:pPr>
               <w:pStyle w:val="Compact"/>
-              <w:jc w:val="left"/>
+              <w:jc w:val="center"/>
             </w:pPr>
             <w:r>
               <w:rPr>
@@ -9420,7 +10004,7 @@
           <w:p>
             <w:pPr>
               <w:pStyle w:val="Compact"/>
-              <w:jc w:val="left"/>
+              <w:jc w:val="center"/>
             </w:pPr>
             <w:r>
               <w:rPr>
@@ -9438,7 +10022,7 @@
           <w:p>
             <w:pPr>
               <w:pStyle w:val="Compact"/>
-              <w:jc w:val="left"/>
+              <w:jc w:val="center"/>
             </w:pPr>
             <w:r>
               <w:rPr>
@@ -9468,7 +10052,7 @@
           <w:p>
             <w:pPr>
               <w:pStyle w:val="Compact"/>
-              <w:jc w:val="left"/>
+              <w:jc w:val="center"/>
             </w:pPr>
             <w:r>
               <w:rPr>
@@ -9543,7 +10127,7 @@
           <w:p>
             <w:pPr>
               <w:pStyle w:val="Compact"/>
-              <w:jc w:val="left"/>
+              <w:jc w:val="center"/>
             </w:pPr>
             <w:r>
               <w:rPr>
@@ -9573,7 +10157,7 @@
           <w:p>
             <w:pPr>
               <w:pStyle w:val="Compact"/>
-              <w:jc w:val="left"/>
+              <w:jc w:val="center"/>
             </w:pPr>
             <w:r>
               <w:rPr>
@@ -9620,7 +10204,7 @@
           <w:p>
             <w:pPr>
               <w:pStyle w:val="Compact"/>
-              <w:jc w:val="left"/>
+              <w:jc w:val="center"/>
             </w:pPr>
             <w:r>
               <w:rPr>
@@ -9650,7 +10234,7 @@
           <w:p>
             <w:pPr>
               <w:pStyle w:val="Compact"/>
-              <w:jc w:val="left"/>
+              <w:jc w:val="center"/>
             </w:pPr>
             <w:r>
               <w:rPr>
@@ -9691,7 +10275,7 @@
           <w:p>
             <w:pPr>
               <w:pStyle w:val="Compact"/>
-              <w:jc w:val="left"/>
+              <w:jc w:val="center"/>
             </w:pPr>
             <w:r>
               <w:rPr>
@@ -9721,7 +10305,7 @@
           <w:p>
             <w:pPr>
               <w:pStyle w:val="Compact"/>
-              <w:jc w:val="left"/>
+              <w:jc w:val="center"/>
             </w:pPr>
             <w:r>
               <w:rPr>
@@ -9764,8 +10348,8 @@
         </w:pict>
       </w:r>
     </w:p>
-    <w:bookmarkEnd w:id="37"/>
-    <w:bookmarkStart w:id="38" w:name="例-2-电离能反常解释"/>
+    <w:bookmarkEnd w:id="46"/>
+    <w:bookmarkStart w:id="47" w:name="例-2-电离能反常解释"/>
     <w:p>
       <w:pPr>
         <w:pStyle w:val="Heading3"/>
@@ -10270,8 +10854,8 @@
         </w:pict>
       </w:r>
     </w:p>
-    <w:bookmarkEnd w:id="38"/>
-    <w:bookmarkStart w:id="39" w:name="例-3-电离能突变推断族属"/>
+    <w:bookmarkEnd w:id="47"/>
+    <w:bookmarkStart w:id="48" w:name="例-3-电离能突变推断族属"/>
     <w:p>
       <w:pPr>
         <w:pStyle w:val="Heading3"/>
@@ -10856,6 +11440,14 @@
         <w:t xml:space="preserve">电子排布式：</w:t>
       </w:r>
       <m:oMath>
+        <m:oMathPr>
+          <m:ctrlPr>
+            <w:rPr>
+              <w:sz w:val="28"/>
+              <w:szCs w:val="28"/>
+            </w:rPr>
+          </m:ctrlPr>
+        </m:oMathPr>
         <m:r>
           <m:t>1</m:t>
         </m:r>
@@ -10960,6 +11552,14 @@
         <w:t xml:space="preserve"> </w:t>
       </w:r>
       <m:oMath>
+        <m:oMathPr>
+          <m:ctrlPr>
+            <w:rPr>
+              <w:sz w:val="28"/>
+              <w:szCs w:val="28"/>
+            </w:rPr>
+          </m:ctrlPr>
+        </m:oMathPr>
         <m:r>
           <m:rPr>
             <m:sty m:val="p"/>
@@ -11053,6 +11653,14 @@
         <w:t xml:space="preserve"> </w:t>
       </w:r>
       <m:oMath>
+        <m:oMathPr>
+          <m:ctrlPr>
+            <w:rPr>
+              <w:sz w:val="28"/>
+              <w:szCs w:val="28"/>
+            </w:rPr>
+          </m:ctrlPr>
+        </m:oMathPr>
         <m:sSub>
           <m:e>
             <m:r>
@@ -11170,8 +11778,8 @@
         </w:pict>
       </w:r>
     </w:p>
-    <w:bookmarkEnd w:id="39"/>
-    <w:bookmarkStart w:id="40" w:name="例-4-元素分区判断"/>
+    <w:bookmarkEnd w:id="48"/>
+    <w:bookmarkStart w:id="49" w:name="例-4-元素分区判断"/>
     <w:p>
       <w:pPr>
         <w:pStyle w:val="Heading3"/>
@@ -11217,6 +11825,14 @@
         <w:t xml:space="preserve"> </w:t>
       </w:r>
       <m:oMath>
+        <m:oMathPr>
+          <m:ctrlPr>
+            <w:rPr>
+              <w:sz w:val="28"/>
+              <w:szCs w:val="28"/>
+            </w:rPr>
+          </m:ctrlPr>
+        </m:oMathPr>
         <m:r>
           <m:rPr>
             <m:sty m:val="p"/>
@@ -11457,6 +12073,14 @@
         <w:t xml:space="preserve">（</w:t>
       </w:r>
       <m:oMath>
+        <m:oMathPr>
+          <m:ctrlPr>
+            <w:rPr>
+              <w:sz w:val="28"/>
+              <w:szCs w:val="28"/>
+            </w:rPr>
+          </m:ctrlPr>
+        </m:oMathPr>
         <m:r>
           <m:rPr>
             <m:sty m:val="p"/>
@@ -11635,8 +12259,8 @@
         </w:pict>
       </w:r>
     </w:p>
-    <w:bookmarkEnd w:id="40"/>
-    <w:bookmarkStart w:id="41" w:name="例-5-镧系收缩应用"/>
+    <w:bookmarkEnd w:id="49"/>
+    <w:bookmarkStart w:id="50" w:name="例-5-镧系收缩应用"/>
     <w:p>
       <w:pPr>
         <w:pStyle w:val="Heading3"/>
@@ -11921,9 +12545,9 @@
         </w:pict>
       </w:r>
     </w:p>
-    <w:bookmarkEnd w:id="41"/>
-    <w:bookmarkEnd w:id="42"/>
-    <w:bookmarkStart w:id="46" w:name="五拓展与联系"/>
+    <w:bookmarkEnd w:id="50"/>
+    <w:bookmarkEnd w:id="51"/>
+    <w:bookmarkStart w:id="55" w:name="五拓展与联系"/>
     <w:p>
       <w:pPr>
         <w:pStyle w:val="Heading2"/>
@@ -11935,7 +12559,7 @@
         <w:t xml:space="preserve">五、拓展与联系</w:t>
       </w:r>
     </w:p>
-    <w:bookmarkStart w:id="43" w:name="与竞赛真题的对接"/>
+    <w:bookmarkStart w:id="52" w:name="与竞赛真题的对接"/>
     <w:p>
       <w:pPr>
         <w:pStyle w:val="Heading3"/>
@@ -11971,7 +12595,7 @@
           <w:p>
             <w:pPr>
               <w:pStyle w:val="Compact"/>
-              <w:jc w:val="left"/>
+              <w:jc w:val="center"/>
             </w:pPr>
             <w:r>
               <w:rPr>
@@ -12003,7 +12627,7 @@
           <w:p>
             <w:pPr>
               <w:pStyle w:val="Compact"/>
-              <w:jc w:val="left"/>
+              <w:jc w:val="center"/>
             </w:pPr>
             <w:r>
               <w:rPr>
@@ -12021,7 +12645,7 @@
           <w:p>
             <w:pPr>
               <w:pStyle w:val="Compact"/>
-              <w:jc w:val="left"/>
+              <w:jc w:val="center"/>
             </w:pPr>
             <w:r>
               <w:rPr>
@@ -12063,7 +12687,7 @@
           <w:p>
             <w:pPr>
               <w:pStyle w:val="Compact"/>
-              <w:jc w:val="left"/>
+              <w:jc w:val="center"/>
             </w:pPr>
             <w:r>
               <w:rPr>
@@ -12086,7 +12710,7 @@
           <w:p>
             <w:pPr>
               <w:pStyle w:val="Compact"/>
-              <w:jc w:val="left"/>
+              <w:jc w:val="center"/>
             </w:pPr>
             <w:r>
               <w:rPr>
@@ -12128,7 +12752,7 @@
           <w:p>
             <w:pPr>
               <w:pStyle w:val="Compact"/>
-              <w:jc w:val="left"/>
+              <w:jc w:val="center"/>
             </w:pPr>
             <w:r>
               <w:rPr>
@@ -12195,7 +12819,7 @@
           <w:p>
             <w:pPr>
               <w:pStyle w:val="Compact"/>
-              <w:jc w:val="left"/>
+              <w:jc w:val="center"/>
             </w:pPr>
             <w:r>
               <w:rPr>
@@ -12237,7 +12861,7 @@
           <w:p>
             <w:pPr>
               <w:pStyle w:val="Compact"/>
-              <w:jc w:val="left"/>
+              <w:jc w:val="center"/>
             </w:pPr>
             <w:r>
               <w:rPr>
@@ -12254,7 +12878,7 @@
           <w:p>
             <w:pPr>
               <w:pStyle w:val="Compact"/>
-              <w:jc w:val="left"/>
+              <w:jc w:val="center"/>
             </w:pPr>
             <w:r>
               <w:rPr>
@@ -12296,7 +12920,7 @@
           <w:p>
             <w:pPr>
               <w:pStyle w:val="Compact"/>
-              <w:jc w:val="left"/>
+              <w:jc w:val="center"/>
             </w:pPr>
             <w:r>
               <w:rPr>
@@ -12325,7 +12949,7 @@
           <w:p>
             <w:pPr>
               <w:pStyle w:val="Compact"/>
-              <w:jc w:val="left"/>
+              <w:jc w:val="center"/>
             </w:pPr>
             <w:r>
               <w:rPr>
@@ -12367,7 +12991,7 @@
           <w:p>
             <w:pPr>
               <w:pStyle w:val="Compact"/>
-              <w:jc w:val="left"/>
+              <w:jc w:val="center"/>
             </w:pPr>
             <w:r>
               <w:rPr>
@@ -12391,8 +13015,8 @@
         </w:tc>
       </w:tr>
     </w:tbl>
-    <w:bookmarkEnd w:id="43"/>
-    <w:bookmarkStart w:id="44" w:name="跨专题联系"/>
+    <w:bookmarkEnd w:id="52"/>
+    <w:bookmarkStart w:id="53" w:name="跨专题联系"/>
     <w:p>
       <w:pPr>
         <w:pStyle w:val="Heading3"/>
@@ -12536,8 +13160,8 @@
         <w:t xml:space="preserve">键型判断与极化理论</w:t>
       </w:r>
     </w:p>
-    <w:bookmarkEnd w:id="44"/>
-    <w:bookmarkStart w:id="45" w:name="深化方向后续轮次展开"/>
+    <w:bookmarkEnd w:id="53"/>
+    <w:bookmarkStart w:id="54" w:name="深化方向后续轮次展开"/>
     <w:p>
       <w:pPr>
         <w:pStyle w:val="Heading3"/>
@@ -12699,9 +13323,9 @@
         </w:pict>
       </w:r>
     </w:p>
-    <w:bookmarkEnd w:id="45"/>
-    <w:bookmarkEnd w:id="46"/>
-    <w:bookmarkStart w:id="47" w:name="六本节总结-速查"/>
+    <w:bookmarkEnd w:id="54"/>
+    <w:bookmarkEnd w:id="55"/>
+    <w:bookmarkStart w:id="56" w:name="六本节总结-速查"/>
     <w:p>
       <w:pPr>
         <w:pStyle w:val="Heading2"/>
@@ -12743,7 +13367,7 @@
           <w:p>
             <w:pPr>
               <w:pStyle w:val="Compact"/>
-              <w:jc w:val="left"/>
+              <w:jc w:val="center"/>
             </w:pPr>
             <w:r>
               <w:rPr>
@@ -12759,7 +13383,7 @@
           <w:p>
             <w:pPr>
               <w:pStyle w:val="Compact"/>
-              <w:jc w:val="left"/>
+              <w:jc w:val="center"/>
             </w:pPr>
             <w:r>
               <w:rPr>
@@ -12775,7 +13399,7 @@
           <w:p>
             <w:pPr>
               <w:pStyle w:val="Compact"/>
-              <w:jc w:val="left"/>
+              <w:jc w:val="center"/>
             </w:pPr>
             <w:r>
               <w:rPr>
@@ -12793,7 +13417,7 @@
           <w:p>
             <w:pPr>
               <w:pStyle w:val="Compact"/>
-              <w:jc w:val="left"/>
+              <w:jc w:val="center"/>
             </w:pPr>
             <w:r>
               <w:rPr>
@@ -12810,7 +13434,7 @@
           <w:p>
             <w:pPr>
               <w:pStyle w:val="Compact"/>
-              <w:jc w:val="left"/>
+              <w:jc w:val="center"/>
             </w:pPr>
             <w:r>
               <w:rPr>
@@ -12861,7 +13485,7 @@
           <w:p>
             <w:pPr>
               <w:pStyle w:val="Compact"/>
-              <w:jc w:val="left"/>
+              <w:jc w:val="center"/>
             </w:pPr>
             <w:r>
               <w:rPr>
@@ -12943,7 +13567,7 @@
           <w:p>
             <w:pPr>
               <w:pStyle w:val="Compact"/>
-              <w:jc w:val="left"/>
+              <w:jc w:val="center"/>
             </w:pPr>
             <w:r>
               <w:rPr>
@@ -12960,7 +13584,7 @@
           <w:p>
             <w:pPr>
               <w:pStyle w:val="Compact"/>
-              <w:jc w:val="left"/>
+              <w:jc w:val="center"/>
             </w:pPr>
             <w:r>
               <w:rPr>
@@ -13033,7 +13657,7 @@
           <w:p>
             <w:pPr>
               <w:pStyle w:val="Compact"/>
-              <w:jc w:val="left"/>
+              <w:jc w:val="center"/>
             </w:pPr>
             <w:r>
               <w:rPr>
@@ -13050,7 +13674,7 @@
           <w:p>
             <w:pPr>
               <w:pStyle w:val="Compact"/>
-              <w:jc w:val="left"/>
+              <w:jc w:val="center"/>
             </w:pPr>
             <w:r>
               <w:rPr>
@@ -13067,7 +13691,7 @@
           <w:p>
             <w:pPr>
               <w:pStyle w:val="Compact"/>
-              <w:jc w:val="left"/>
+              <w:jc w:val="center"/>
             </w:pPr>
             <w:r>
               <w:rPr>
@@ -13082,7 +13706,7 @@
           <w:p>
             <w:pPr>
               <w:pStyle w:val="Compact"/>
-              <w:jc w:val="left"/>
+              <w:jc w:val="center"/>
             </w:pPr>
             <w:r>
               <w:rPr>
@@ -13169,7 +13793,7 @@
           <w:p>
             <w:pPr>
               <w:pStyle w:val="Compact"/>
-              <w:jc w:val="left"/>
+              <w:jc w:val="center"/>
             </w:pPr>
             <w:r>
               <w:rPr>
@@ -13186,7 +13810,7 @@
           <w:p>
             <w:pPr>
               <w:pStyle w:val="Compact"/>
-              <w:jc w:val="left"/>
+              <w:jc w:val="center"/>
             </w:pPr>
             <w:r>
               <w:rPr>
@@ -13201,7 +13825,7 @@
           <w:p>
             <w:pPr>
               <w:pStyle w:val="Compact"/>
-              <w:jc w:val="left"/>
+              <w:jc w:val="center"/>
             </w:pPr>
             <w:r>
               <w:rPr>
@@ -13236,7 +13860,7 @@
           <w:p>
             <w:pPr>
               <w:pStyle w:val="Compact"/>
-              <w:jc w:val="left"/>
+              <w:jc w:val="center"/>
             </w:pPr>
             <w:r>
               <w:rPr>
@@ -13253,7 +13877,7 @@
           <w:p>
             <w:pPr>
               <w:pStyle w:val="Compact"/>
-              <w:jc w:val="left"/>
+              <w:jc w:val="center"/>
             </w:pPr>
             <w:r>
               <w:rPr>
@@ -13304,7 +13928,7 @@
           <w:p>
             <w:pPr>
               <w:pStyle w:val="Compact"/>
-              <w:jc w:val="left"/>
+              <w:jc w:val="center"/>
             </w:pPr>
             <w:r>
               <w:rPr>
@@ -13353,7 +13977,7 @@
           <w:p>
             <w:pPr>
               <w:pStyle w:val="Compact"/>
-              <w:jc w:val="left"/>
+              <w:jc w:val="center"/>
             </w:pPr>
             <w:r>
               <w:rPr>
@@ -13370,7 +13994,7 @@
           <w:p>
             <w:pPr>
               <w:pStyle w:val="Compact"/>
-              <w:jc w:val="left"/>
+              <w:jc w:val="center"/>
             </w:pPr>
             <w:r>
               <w:rPr>
@@ -13397,7 +14021,7 @@
           <w:p>
             <w:pPr>
               <w:pStyle w:val="Compact"/>
-              <w:jc w:val="left"/>
+              <w:jc w:val="center"/>
             </w:pPr>
             <w:r>
               <w:rPr>
@@ -13414,7 +14038,7 @@
           <w:p>
             <w:pPr>
               <w:pStyle w:val="Compact"/>
-              <w:jc w:val="left"/>
+              <w:jc w:val="center"/>
             </w:pPr>
             <w:r>
               <w:rPr>
@@ -13431,7 +14055,7 @@
           <w:p>
             <w:pPr>
               <w:pStyle w:val="Compact"/>
-              <w:jc w:val="left"/>
+              <w:jc w:val="center"/>
             </w:pPr>
             <w:r>
               <w:rPr>
@@ -13446,7 +14070,7 @@
           <w:p>
             <w:pPr>
               <w:pStyle w:val="Compact"/>
-              <w:jc w:val="left"/>
+              <w:jc w:val="center"/>
             </w:pPr>
             <w:r>
               <w:rPr>
@@ -13475,7 +14099,7 @@
           <w:p>
             <w:pPr>
               <w:pStyle w:val="Compact"/>
-              <w:jc w:val="left"/>
+              <w:jc w:val="center"/>
             </w:pPr>
             <w:r>
               <w:rPr>
@@ -13492,7 +14116,7 @@
           <w:p>
             <w:pPr>
               <w:pStyle w:val="Compact"/>
-              <w:jc w:val="left"/>
+              <w:jc w:val="center"/>
             </w:pPr>
             <w:r>
               <w:rPr>
@@ -13519,7 +14143,7 @@
           <w:p>
             <w:pPr>
               <w:pStyle w:val="Compact"/>
-              <w:jc w:val="left"/>
+              <w:jc w:val="center"/>
             </w:pPr>
             <w:r>
               <w:rPr>
@@ -13536,7 +14160,7 @@
           <w:p>
             <w:pPr>
               <w:pStyle w:val="Compact"/>
-              <w:jc w:val="left"/>
+              <w:jc w:val="center"/>
             </w:pPr>
             <w:r>
               <w:rPr>
@@ -13553,7 +14177,7 @@
           <w:p>
             <w:pPr>
               <w:pStyle w:val="Compact"/>
-              <w:jc w:val="left"/>
+              <w:jc w:val="center"/>
             </w:pPr>
             <w:r>
               <w:rPr>
@@ -13592,7 +14216,7 @@
           <w:p>
             <w:pPr>
               <w:pStyle w:val="Compact"/>
-              <w:jc w:val="left"/>
+              <w:jc w:val="center"/>
             </w:pPr>
             <w:r>
               <w:rPr>
@@ -13623,8 +14247,8 @@
         </w:pict>
       </w:r>
     </w:p>
-    <w:bookmarkEnd w:id="47"/>
-    <w:bookmarkStart w:id="51" w:name="七练习题"/>
+    <w:bookmarkEnd w:id="56"/>
+    <w:bookmarkStart w:id="60" w:name="七练习题"/>
     <w:p>
       <w:pPr>
         <w:pStyle w:val="Heading2"/>
@@ -13636,7 +14260,7 @@
         <w:t xml:space="preserve">七、练习题</w:t>
       </w:r>
     </w:p>
-    <w:bookmarkStart w:id="48" w:name="基础巩固"/>
+    <w:bookmarkStart w:id="57" w:name="基础巩固"/>
     <w:p>
       <w:pPr>
         <w:pStyle w:val="Heading3"/>
@@ -13876,8 +14500,8 @@
         <w:t xml:space="preserve">：Na、Mg、Al、Si、P、S、Cl。</w:t>
       </w:r>
     </w:p>
-    <w:bookmarkEnd w:id="48"/>
-    <w:bookmarkStart w:id="49" w:name="提高训练"/>
+    <w:bookmarkEnd w:id="57"/>
+    <w:bookmarkStart w:id="58" w:name="提高训练"/>
     <w:p>
       <w:pPr>
         <w:pStyle w:val="Heading3"/>
@@ -14097,6 +14721,12 @@
       <m:oMathPara>
         <m:oMathParaPr>
           <m:jc m:val="center"/>
+          <m:ctrlPr>
+            <w:rPr>
+              <w:sz w:val="28"/>
+              <w:szCs w:val="28"/>
+            </w:rPr>
+          </m:ctrlPr>
         </m:oMathParaPr>
         <m:oMath>
           <m:sSub>
@@ -14383,8 +15013,8 @@
         <w:t xml:space="preserve">分离产生什么影响。</w:t>
       </w:r>
     </w:p>
-    <w:bookmarkEnd w:id="49"/>
-    <w:bookmarkStart w:id="50" w:name="挑战题"/>
+    <w:bookmarkEnd w:id="58"/>
+    <w:bookmarkStart w:id="59" w:name="挑战题"/>
     <w:p>
       <w:pPr>
         <w:pStyle w:val="Heading3"/>
@@ -14766,9 +15396,9 @@
         </w:pict>
       </w:r>
     </w:p>
-    <w:bookmarkEnd w:id="50"/>
-    <w:bookmarkEnd w:id="51"/>
-    <w:bookmarkStart w:id="52" w:name="八参考答案与提示"/>
+    <w:bookmarkEnd w:id="59"/>
+    <w:bookmarkEnd w:id="60"/>
+    <w:bookmarkStart w:id="61" w:name="八参考答案与提示"/>
     <w:p>
       <w:pPr>
         <w:pStyle w:val="Heading2"/>
@@ -15287,6 +15917,14 @@
         <w:t xml:space="preserve">Si（</w:t>
       </w:r>
       <m:oMath>
+        <m:oMathPr>
+          <m:ctrlPr>
+            <w:rPr>
+              <w:sz w:val="28"/>
+              <w:szCs w:val="28"/>
+            </w:rPr>
+          </m:ctrlPr>
+        </m:oMathPr>
         <m:r>
           <m:rPr>
             <m:sty m:val="p"/>
@@ -15718,8 +16356,8 @@
         </w:pict>
       </w:r>
     </w:p>
-    <w:bookmarkEnd w:id="52"/>
-    <w:bookmarkStart w:id="53" w:name="九延伸阅读"/>
+    <w:bookmarkEnd w:id="61"/>
+    <w:bookmarkStart w:id="62" w:name="九延伸阅读"/>
     <w:p>
       <w:pPr>
         <w:pStyle w:val="Heading2"/>
@@ -15921,8 +16559,8 @@
         </w:pict>
       </w:r>
     </w:p>
-    <w:bookmarkEnd w:id="53"/>
-    <w:bookmarkEnd w:id="54"/>
+    <w:bookmarkEnd w:id="62"/>
+    <w:bookmarkEnd w:id="63"/>
     <w:sectPr>
       <w:footerReference w:type="default" r:id="rId9"/>
       <w:footnotePr>

--- a/06-学生侧材料/讲义/2026-06-23-元素周期表与周期律.docx
+++ b/06-学生侧材料/讲义/2026-06-23-元素周期表与周期律.docx
@@ -4597,7 +4597,7 @@
         </w:rPr>
         <w:drawing>
           <wp:inline>
-            <wp:extent cx="5334000" cy="3069980"/>
+            <wp:extent cx="4680000" cy="2693570"/>
             <wp:effectExtent b="0" l="0" r="0" t="0"/>
             <wp:docPr descr="元素原子半径与原子序数的关系" title="" id="17" name="Picture"/>
             <a:graphic>
@@ -4618,7 +4618,7 @@
                   <pic:spPr bwMode="auto">
                     <a:xfrm>
                       <a:off x="0" y="0"/>
-                      <a:ext cx="5334000" cy="3069980"/>
+                      <a:ext cx="4680000" cy="2693570"/>
                     </a:xfrm>
                     <a:prstGeom prst="rect">
                       <a:avLst/>
@@ -5730,7 +5730,7 @@
         </w:rPr>
         <w:drawing>
           <wp:inline>
-            <wp:extent cx="5334000" cy="3958290"/>
+            <wp:extent cx="4680000" cy="3472965"/>
             <wp:effectExtent b="0" l="0" r="0" t="0"/>
             <wp:docPr descr="元素的第一电离能随原子序数的周期性变化" title="" id="23" name="Picture"/>
             <a:graphic>
@@ -5751,7 +5751,7 @@
                   <pic:spPr bwMode="auto">
                     <a:xfrm>
                       <a:off x="0" y="0"/>
-                      <a:ext cx="5334000" cy="3958290"/>
+                      <a:ext cx="4680000" cy="3472965"/>
                     </a:xfrm>
                     <a:prstGeom prst="rect">
                       <a:avLst/>
@@ -7333,7 +7333,7 @@
         </w:rPr>
         <w:drawing>
           <wp:inline>
-            <wp:extent cx="5334000" cy="3333750"/>
+            <wp:extent cx="4680000" cy="2925000"/>
             <wp:effectExtent b="0" l="0" r="0" t="0"/>
             <wp:docPr descr="元素电负性与原子序数的关系" title="" id="33" name="Picture"/>
             <a:graphic>
@@ -7354,7 +7354,7 @@
                   <pic:spPr bwMode="auto">
                     <a:xfrm>
                       <a:off x="0" y="0"/>
-                      <a:ext cx="5334000" cy="3333750"/>
+                      <a:ext cx="4680000" cy="2925000"/>
                     </a:xfrm>
                     <a:prstGeom prst="rect">
                       <a:avLst/>
@@ -16566,8 +16566,8 @@
       <w:footnotePr>
         <w:numRestart w:val="eachSect"/>
       </w:footnotePr>
-      <w:pgSz w:w="11906" w:h="16838"/>
-      <w:pgMar w:left="1247" w:right="1247" w:top="1134" w:bottom="1134"/>
+      <w:pgSz w:h="16838" w:w="11906"/>
+      <w:pgMar w:bottom="1134" w:left="1247" w:right="1247" w:top="1134"/>
     </w:sectPr>
   </w:body>
 </w:document>
@@ -17663,7 +17663,9 @@
     <w:name w:val="Normal"/>
     <w:qFormat/>
     <w:rPr>
-      <w:rFonts w:ascii="Times New Roman" w:hAnsi="Times New Roman" w:eastAsia="SimSun"/>
+      <w:rFonts w:ascii="Times New Roman" w:eastAsia="SimSun" w:hAnsi="Times New Roman"/>
+      <w:b w:val="0"/>
+      <w:sz w:val="23"/>
     </w:rPr>
   </w:style>
   <w:style w:styleId="BodyText" w:type="paragraph">
@@ -17712,8 +17714,10 @@
       <w:jc w:val="center"/>
     </w:pPr>
     <w:rPr>
-      <w:rFonts w:ascii="Times New Roman" w:hAnsi="Times New Roman" w:eastAsia="SimHei"/>
-      <w:sz w:val="56"/>
+      <w:rFonts w:ascii="Times New Roman" w:eastAsia="SimHei" w:hAnsi="Times New Roman"/>
+      <w:b/>
+      <w:color w:val="17324D"/>
+      <w:sz w:val="44"/>
       <w:szCs w:val="56"/>
     </w:rPr>
   </w:style>
@@ -17743,9 +17747,11 @@
       </w:numPr>
     </w:pPr>
     <w:rPr>
-      <w:rFonts w:ascii="Times New Roman" w:hAnsi="Times New Roman" w:eastAsia="SimHei"/>
+      <w:rFonts w:ascii="Times New Roman" w:eastAsia="SimSun" w:hAnsi="Times New Roman"/>
+      <w:b w:val="0"/>
+      <w:color w:val="5B6975"/>
       <w:spacing w:val="15"/>
-      <w:sz w:val="28"/>
+      <w:sz w:val="24"/>
       <w:szCs w:val="28"/>
     </w:rPr>
   </w:style>
@@ -17852,9 +17858,10 @@
       <w:outlineLvl w:val="0"/>
     </w:pPr>
     <w:rPr>
-      <w:rFonts w:ascii="Times New Roman" w:hAnsi="Times New Roman" w:eastAsia="SimHei"/>
-      <w:color w:themeColor="accent1" w:themeShade="BF" w:val="0F4761"/>
-      <w:sz w:val="40"/>
+      <w:rFonts w:ascii="Times New Roman" w:eastAsia="SimHei" w:hAnsi="Times New Roman"/>
+      <w:b/>
+      <w:color w:val="17324D"/>
+      <w:sz w:val="32"/>
       <w:szCs w:val="40"/>
     </w:rPr>
   </w:style>
@@ -17875,9 +17882,10 @@
       <w:outlineLvl w:val="1"/>
     </w:pPr>
     <w:rPr>
-      <w:rFonts w:ascii="Times New Roman" w:hAnsi="Times New Roman" w:eastAsia="SimHei"/>
-      <w:color w:themeColor="accent1" w:themeShade="BF" w:val="0F4761"/>
-      <w:sz w:val="32"/>
+      <w:rFonts w:ascii="Times New Roman" w:eastAsia="SimHei" w:hAnsi="Times New Roman"/>
+      <w:b/>
+      <w:color w:val="17324D"/>
+      <w:sz w:val="28"/>
       <w:szCs w:val="32"/>
     </w:rPr>
   </w:style>
@@ -17898,9 +17906,10 @@
       <w:outlineLvl w:val="2"/>
     </w:pPr>
     <w:rPr>
-      <w:rFonts w:ascii="Times New Roman" w:hAnsi="Times New Roman" w:eastAsia="SimHei"/>
-      <w:color w:themeColor="accent1" w:themeShade="BF" w:val="0F4761"/>
-      <w:sz w:val="28"/>
+      <w:rFonts w:ascii="Times New Roman" w:eastAsia="SimHei" w:hAnsi="Times New Roman"/>
+      <w:b/>
+      <w:color w:val="17324D"/>
+      <w:sz w:val="25"/>
       <w:szCs w:val="28"/>
     </w:rPr>
   </w:style>
@@ -18260,8 +18269,10 @@
       <w:spacing w:after="120" w:before="0"/>
     </w:pPr>
     <w:rPr>
-      <w:rFonts w:ascii="Times New Roman" w:hAnsi="Times New Roman" w:eastAsia="SimSun"/>
+      <w:rFonts w:ascii="Times New Roman" w:eastAsia="FangSong" w:hAnsi="Times New Roman"/>
+      <w:b w:val="0"/>
       <w:i/>
+      <w:sz w:val="21"/>
     </w:rPr>
   </w:style>
   <w:style w:customStyle="1" w:styleId="TableCaption" w:type="paragraph">
